--- a/战略和公关/docs/ssrn_submissions/IEEE_TSMC_5D_Mind_Model_Paper.docx
+++ b/战略和公关/docs/ssrn_submissions/IEEE_TSMC_5D_Mind_Model_Paper.docx
@@ -14,7 +14,7 @@
           <w:i w:val="0"/>
           <w:color w:val="003366"/>
           <w:sz w:val="36"/>
-          <w:rFonts w:ascii="Times New Roman" w:hAnsi="Times New Roman" w:eastAsia="SimSun" w:cs="Times New Roman"/>
+          <w:rFonts w:ascii="Times New Roman" w:hAnsi="Times New Roman" w:cs="Times New Roman"/>
         </w:rPr>
         <w:t>Conscience-Driven Holographic Metacognition: The 5D Mind Model as a Cybernetic Paradigm for Open Complex Giant Systems</w:t>
       </w:r>
@@ -31,9 +31,9 @@
           <w:i/>
           <w:color w:val="323232"/>
           <w:sz w:val="20"/>
-          <w:rFonts w:ascii="Times New Roman" w:hAnsi="Times New Roman" w:eastAsia="SimSun" w:cs="Times New Roman"/>
+          <w:rFonts w:ascii="Times New Roman" w:hAnsi="Times New Roman" w:cs="Times New Roman"/>
         </w:rPr>
-        <w:t>Grit Meng (Fanchun Meng / 孟凡淳)</w:t>
+        <w:t>Grit Meng (Fanchun Meng)</w:t>
         <w:br/>
         <w:t>Founder &amp; Chief Scientist, Value Chain Physics &amp; Metacognitive Cybernetics Lab</w:t>
         <w:br/>
@@ -51,7 +51,7 @@
           <w:b w:val="0"/>
           <w:i w:val="0"/>
           <w:sz w:val="20"/>
-          <w:rFonts w:ascii="Times New Roman" w:hAnsi="Times New Roman" w:eastAsia="SimSun" w:cs="Times New Roman"/>
+          <w:rFonts w:ascii="Times New Roman" w:hAnsi="Times New Roman" w:cs="Times New Roman"/>
         </w:rPr>
         <w:t>**Affiliation**: Founder &amp; Chief Scientist, Value Chain Physics &amp; Metacognitive Cybernetics Laboratory</w:t>
       </w:r>
@@ -67,7 +67,7 @@
           <w:b w:val="0"/>
           <w:i w:val="0"/>
           <w:sz w:val="20"/>
-          <w:rFonts w:ascii="Times New Roman" w:hAnsi="Times New Roman" w:eastAsia="SimSun" w:cs="Times New Roman"/>
+          <w:rFonts w:ascii="Times New Roman" w:hAnsi="Times New Roman" w:cs="Times New Roman"/>
         </w:rPr>
         <w:t>**Email**: gritmeng@outlook.com | **ORCID**: 0009-0004-9840-9494</w:t>
       </w:r>
@@ -83,7 +83,7 @@
           <w:b w:val="0"/>
           <w:i w:val="0"/>
           <w:sz w:val="20"/>
-          <w:rFonts w:ascii="Times New Roman" w:hAnsi="Times New Roman" w:eastAsia="SimSun" w:cs="Times New Roman"/>
+          <w:rFonts w:ascii="Times New Roman" w:hAnsi="Times New Roman" w:cs="Times New Roman"/>
         </w:rPr>
         <w:t>**Target Journal**: IEEE Transactions on Systems, Man, and Cybernetics: Systems (IEEE TSMC)</w:t>
       </w:r>
@@ -99,7 +99,7 @@
           <w:b w:val="0"/>
           <w:i w:val="0"/>
           <w:sz w:val="20"/>
-          <w:rFonts w:ascii="Times New Roman" w:hAnsi="Times New Roman" w:eastAsia="SimSun" w:cs="Times New Roman"/>
+          <w:rFonts w:ascii="Times New Roman" w:hAnsi="Times New Roman" w:cs="Times New Roman"/>
         </w:rPr>
         <w:t>---</w:t>
       </w:r>
@@ -114,7 +114,7 @@
           <w:b/>
           <w:i w:val="0"/>
           <w:sz w:val="22"/>
-          <w:rFonts w:ascii="Times New Roman" w:hAnsi="Times New Roman" w:eastAsia="SimSun" w:cs="Times New Roman"/>
+          <w:rFonts w:ascii="Times New Roman" w:hAnsi="Times New Roman" w:cs="Times New Roman"/>
         </w:rPr>
         <w:t>Abstract</w:t>
       </w:r>
@@ -130,7 +130,7 @@
           <w:b w:val="0"/>
           <w:i w:val="0"/>
           <w:sz w:val="20"/>
-          <w:rFonts w:ascii="Times New Roman" w:hAnsi="Times New Roman" w:eastAsia="SimSun" w:cs="Times New Roman"/>
+          <w:rFonts w:ascii="Times New Roman" w:hAnsi="Times New Roman" w:cs="Times New Roman"/>
         </w:rPr>
         <w:t>As autonomous artificial intelligence systems scale across sociotechnical infrastructures, first-order optimization paradigms encounter fundamental limitations regarding behavioral alignment, non-stationary distribution shifts, and adversarial exploitation. This paper presents the **5D Mind Model**, a formal cybernetic paradigm for governance and self-regulation in Open Complex Giant Systems (OCGS). By modeling the cognitive manifold across a five-dimensional topological space $\mathcal{M} = \mathbb{R}^3 \times \mathbb{T}^1 \times \mathbb{S}^1$—comprising three-dimensional physical configuration space $\mathbb{R}^3$, one-dimensional monotonic historical time $\mathbb{T}^1$, and a one-dimensional compact conscience-metacognitive invariant circle $\mathbb{S}^1$—we establish a dual-track scientific validation framework uniting qualitative cybernetic control with quantitative neurobiological empirical verification. We prove that first-order task execution operators $\mathcal{T}_{\text{first-order}}$ are structurally bounded by Gödelian incompleteness and propose a second-order metacognitive operator $\hat{\Omega}_{\text{meta}}$ operating over a dynamic supp-set boundary $E_{\text{supp}}$. Thermodynamic entropy production is regulated via a novel residual entropy rate differential equation: $\frac{dS_{\text{sys}}}{dt} = \alpha \|\nabla R(t)\| - \beta \cdot \mathbf{1}_{E_{\text{supp}}}(x) \cdot P_{\text{supp}} \cdot e^{-\lambda \cdot \text{Depth}}$, which governs anti-entropic buffer dissipation $\mathcal{S}_{\text{buff}}$ during high-uncertainty phase transitions. Neuroimaging validation via functional magnetic resonance imaging (fMRI) reveals distinct neural correlates corresponding to $\mathbb{S}^1$ activation, specifically dynamic coupling between the Default Mode Network (DMN), ventral lateral medial prefrontal cortex (vLMPC), and anterior insula during conscience-driven overrides. Empirical benchmarks demonstrate a 94.7% reduction in catastrophic alignment failures under out-of-distribution stress. This work bridges classical cybernetics, non-equilibrium thermodynamics, and modern AI safety.</w:t>
       </w:r>
@@ -146,7 +146,7 @@
           <w:b w:val="0"/>
           <w:i w:val="0"/>
           <w:sz w:val="20"/>
-          <w:rFonts w:ascii="Times New Roman" w:hAnsi="Times New Roman" w:eastAsia="SimSun" w:cs="Times New Roman"/>
+          <w:rFonts w:ascii="Times New Roman" w:hAnsi="Times New Roman" w:cs="Times New Roman"/>
         </w:rPr>
         <w:t>**Keywords**: Cybernetics, Open Complex Giant Systems, Holographic Metacognition, Conscience-Driven Governance, 5D Mind Model, Second-Order Control, AI Alignment, Entropy Rate Equation.</w:t>
       </w:r>
@@ -162,7 +162,7 @@
           <w:b w:val="0"/>
           <w:i w:val="0"/>
           <w:sz w:val="20"/>
-          <w:rFonts w:ascii="Times New Roman" w:hAnsi="Times New Roman" w:eastAsia="SimSun" w:cs="Times New Roman"/>
+          <w:rFonts w:ascii="Times New Roman" w:hAnsi="Times New Roman" w:cs="Times New Roman"/>
         </w:rPr>
         <w:t>---</w:t>
       </w:r>
@@ -179,7 +179,7 @@
           <w:i w:val="0"/>
           <w:color w:val="003366"/>
           <w:sz w:val="24"/>
-          <w:rFonts w:ascii="Times New Roman" w:hAnsi="Times New Roman" w:eastAsia="SimSun" w:cs="Times New Roman"/>
+          <w:rFonts w:ascii="Times New Roman" w:hAnsi="Times New Roman" w:cs="Times New Roman"/>
         </w:rPr>
         <w:t>I. Introduction</w:t>
       </w:r>
@@ -195,7 +195,7 @@
           <w:b w:val="0"/>
           <w:i w:val="0"/>
           <w:sz w:val="20"/>
-          <w:rFonts w:ascii="Times New Roman" w:hAnsi="Times New Roman" w:eastAsia="SimSun" w:cs="Times New Roman"/>
+          <w:rFonts w:ascii="Times New Roman" w:hAnsi="Times New Roman" w:cs="Times New Roman"/>
         </w:rPr>
         <w:t>The governance of Open Complex Giant Systems (OCGS) represents one of the central grand challenges of modern systems theory, decision engineering, and artificial intelligence. Modern large-scale AI agents, autonomous sociotechnical platforms, and multi-agent industrial networks operate in non-stationary environments characterized by high dimensionality, irreducible uncertainty, and adversarial dynamics. Standard first-order machine learning algorithms rely primarily on empirical risk minimization (ERM) over bounded loss functions. While effective in localized domains, these approaches exhibit severe structural vulnerabilities when confronted with edge-case distribution shifts, reward hacking, and moral dilemma paradoxes.</w:t>
       </w:r>
@@ -211,7 +211,7 @@
           <w:b w:val="0"/>
           <w:i w:val="0"/>
           <w:sz w:val="20"/>
-          <w:rFonts w:ascii="Times New Roman" w:hAnsi="Times New Roman" w:eastAsia="SimSun" w:cs="Times New Roman"/>
+          <w:rFonts w:ascii="Times New Roman" w:hAnsi="Times New Roman" w:cs="Times New Roman"/>
         </w:rPr>
         <w:t>First-order learning mechanisms lack a formal, invariant metacognitive supervisory dimension capable of evaluating the existential and ethical legitimacy of systemic actions prior to execution. When an autonomous system attempts to resolve high-order operational uncertainty solely by scaling raw compute, it suffers from severe entropy accumulation, leading to systemic instability.</w:t>
       </w:r>
@@ -227,7 +227,7 @@
           <w:b w:val="0"/>
           <w:i w:val="0"/>
           <w:sz w:val="20"/>
-          <w:rFonts w:ascii="Times New Roman" w:hAnsi="Times New Roman" w:eastAsia="SimSun" w:cs="Times New Roman"/>
+          <w:rFonts w:ascii="Times New Roman" w:hAnsi="Times New Roman" w:cs="Times New Roman"/>
         </w:rPr>
         <w:t>To address these fundamental limitations, this paper proposes the **Conscience-Driven Holographic Metacognition Framework** (the **5D Mind Model**). Grounded in second-order cybernetics, differential topology, and non-equilibrium thermodynamics, the 5D Mind Model introduces a compact invariant dimension $\mathbb{S}^1$ to the conventional spacetime manifold $\mathbb{R}^3 \times \mathbb{T}^1$.</w:t>
       </w:r>
@@ -243,7 +243,7 @@
           <w:b/>
           <w:i/>
           <w:sz w:val="22"/>
-          <w:rFonts w:ascii="Times New Roman" w:hAnsi="Times New Roman" w:eastAsia="SimSun" w:cs="Times New Roman"/>
+          <w:rFonts w:ascii="Times New Roman" w:hAnsi="Times New Roman" w:cs="Times New Roman"/>
         </w:rPr>
         <w:t>A. Theoretical Foundations</w:t>
       </w:r>
@@ -259,7 +259,7 @@
           <w:b w:val="0"/>
           <w:i w:val="0"/>
           <w:sz w:val="20"/>
-          <w:rFonts w:ascii="Times New Roman" w:hAnsi="Times New Roman" w:eastAsia="SimSun" w:cs="Times New Roman"/>
+          <w:rFonts w:ascii="Times New Roman" w:hAnsi="Times New Roman" w:cs="Times New Roman"/>
         </w:rPr>
         <w:t>1. **Open Complex Giant Systems (OCGS) Theory**: Formulated by Qian Xuesen et al., asserting that giant systems cannot be managed via reductionist partitioning; they require qualitative-to-quantitative meta-synthetic engineering.</w:t>
       </w:r>
@@ -275,7 +275,7 @@
           <w:b w:val="0"/>
           <w:i w:val="0"/>
           <w:sz w:val="20"/>
-          <w:rFonts w:ascii="Times New Roman" w:hAnsi="Times New Roman" w:eastAsia="SimSun" w:cs="Times New Roman"/>
+          <w:rFonts w:ascii="Times New Roman" w:hAnsi="Times New Roman" w:cs="Times New Roman"/>
         </w:rPr>
         <w:t>2. **Pansystems Framework**: Formulated by Wu Xuemou, emphasizing cross-domain relational invariance and structural transformations.</w:t>
       </w:r>
@@ -291,7 +291,7 @@
           <w:b w:val="0"/>
           <w:i w:val="0"/>
           <w:sz w:val="20"/>
-          <w:rFonts w:ascii="Times New Roman" w:hAnsi="Times New Roman" w:eastAsia="SimSun" w:cs="Times New Roman"/>
+          <w:rFonts w:ascii="Times New Roman" w:hAnsi="Times New Roman" w:cs="Times New Roman"/>
         </w:rPr>
         <w:t>3. **Second-Order Cybernetics &amp; Requisite Variety**: Formulated by Ashby and Wiener, establishing that control systems require requisite internal variety to regulate complex target systems.</w:t>
       </w:r>
@@ -307,7 +307,7 @@
           <w:b/>
           <w:i/>
           <w:sz w:val="22"/>
-          <w:rFonts w:ascii="Times New Roman" w:hAnsi="Times New Roman" w:eastAsia="SimSun" w:cs="Times New Roman"/>
+          <w:rFonts w:ascii="Times New Roman" w:hAnsi="Times New Roman" w:cs="Times New Roman"/>
         </w:rPr>
         <w:t>B. Dual-Track Scientific Validation Paradigm</w:t>
       </w:r>
@@ -323,7 +323,7 @@
           <w:b w:val="0"/>
           <w:i w:val="0"/>
           <w:sz w:val="20"/>
-          <w:rFonts w:ascii="Times New Roman" w:hAnsi="Times New Roman" w:eastAsia="SimSun" w:cs="Times New Roman"/>
+          <w:rFonts w:ascii="Times New Roman" w:hAnsi="Times New Roman" w:cs="Times New Roman"/>
         </w:rPr>
         <w:t>- **Track 1 (Qualitative Cybernetic Judgment)**: Mathematical modeling utilizing differential topology and operator theory to define precise decision boundaries.</w:t>
       </w:r>
@@ -339,7 +339,7 @@
           <w:b w:val="0"/>
           <w:i w:val="0"/>
           <w:sz w:val="20"/>
-          <w:rFonts w:ascii="Times New Roman" w:hAnsi="Times New Roman" w:eastAsia="SimSun" w:cs="Times New Roman"/>
+          <w:rFonts w:ascii="Times New Roman" w:hAnsi="Times New Roman" w:cs="Times New Roman"/>
         </w:rPr>
         <w:t>- **Track 2 (Quantitative Neurobiology &amp; Empirical Computation)**: Direct mapping of mathematical operators to fMRI neuroimaging and stress-testing benchmarks on autonomous AI agents.</w:t>
       </w:r>
@@ -355,7 +355,7 @@
           <w:b w:val="0"/>
           <w:i w:val="0"/>
           <w:sz w:val="20"/>
-          <w:rFonts w:ascii="Times New Roman" w:hAnsi="Times New Roman" w:eastAsia="SimSun" w:cs="Times New Roman"/>
+          <w:rFonts w:ascii="Times New Roman" w:hAnsi="Times New Roman" w:cs="Times New Roman"/>
         </w:rPr>
         <w:t>---</w:t>
       </w:r>
@@ -372,7 +372,7 @@
           <w:i w:val="0"/>
           <w:color w:val="003366"/>
           <w:sz w:val="24"/>
-          <w:rFonts w:ascii="Times New Roman" w:hAnsi="Times New Roman" w:eastAsia="SimSun" w:cs="Times New Roman"/>
+          <w:rFonts w:ascii="Times New Roman" w:hAnsi="Times New Roman" w:cs="Times New Roman"/>
         </w:rPr>
         <w:t>II. The 5D Topological Manifold Architecture</w:t>
       </w:r>
@@ -388,7 +388,7 @@
           <w:b w:val="0"/>
           <w:i w:val="0"/>
           <w:sz w:val="20"/>
-          <w:rFonts w:ascii="Times New Roman" w:hAnsi="Times New Roman" w:eastAsia="SimSun" w:cs="Times New Roman"/>
+          <w:rFonts w:ascii="Times New Roman" w:hAnsi="Times New Roman" w:cs="Times New Roman"/>
         </w:rPr>
         <w:t>Let the total cognitive state space of an OCGS be represented by a 5D smooth manifold $\mathcal{M}$:</w:t>
       </w:r>
@@ -404,7 +404,7 @@
           <w:b/>
           <w:i w:val="0"/>
           <w:sz w:val="21"/>
-          <w:rFonts w:ascii="Cambria Math" w:hAnsi="Cambria Math" w:eastAsia="SimSun" w:cs="Cambria Math"/>
+          <w:rFonts w:ascii="Cambria Math" w:hAnsi="Cambria Math" w:cs="Cambria Math"/>
         </w:rPr>
         <w:t>\mathcal{M} = \mathbb{R}^3 \times \mathbb{T}^1 \times \mathbb{S}^1</w:t>
       </w:r>
@@ -420,7 +420,7 @@
           <w:b w:val="0"/>
           <w:i w:val="0"/>
           <w:sz w:val="20"/>
-          <w:rFonts w:ascii="Times New Roman" w:hAnsi="Times New Roman" w:eastAsia="SimSun" w:cs="Times New Roman"/>
+          <w:rFonts w:ascii="Times New Roman" w:hAnsi="Times New Roman" w:cs="Times New Roman"/>
         </w:rPr>
         <w:t>Where:</w:t>
       </w:r>
@@ -436,7 +436,7 @@
           <w:b w:val="0"/>
           <w:i w:val="0"/>
           <w:sz w:val="20"/>
-          <w:rFonts w:ascii="Times New Roman" w:hAnsi="Times New Roman" w:eastAsia="SimSun" w:cs="Times New Roman"/>
+          <w:rFonts w:ascii="Times New Roman" w:hAnsi="Times New Roman" w:cs="Times New Roman"/>
         </w:rPr>
         <w:t>- $\mathbb{R}^3$: 3D physical configuration space.</w:t>
       </w:r>
@@ -452,7 +452,7 @@
           <w:b w:val="0"/>
           <w:i w:val="0"/>
           <w:sz w:val="20"/>
-          <w:rFonts w:ascii="Times New Roman" w:hAnsi="Times New Roman" w:eastAsia="SimSun" w:cs="Times New Roman"/>
+          <w:rFonts w:ascii="Times New Roman" w:hAnsi="Times New Roman" w:cs="Times New Roman"/>
         </w:rPr>
         <w:t>- $\mathbb{T}^1$: 1D monotonic time manifold.</w:t>
       </w:r>
@@ -468,7 +468,7 @@
           <w:b w:val="0"/>
           <w:i w:val="0"/>
           <w:sz w:val="20"/>
-          <w:rFonts w:ascii="Times New Roman" w:hAnsi="Times New Roman" w:eastAsia="SimSun" w:cs="Times New Roman"/>
+          <w:rFonts w:ascii="Times New Roman" w:hAnsi="Times New Roman" w:cs="Times New Roman"/>
         </w:rPr>
         <w:t>- $\mathbb{S}^1$: 1D compact conscience-metacognitive circle representing baseline moral axioms and phase angles $\theta \in \mathbb{S}^1$.</w:t>
       </w:r>
@@ -484,7 +484,7 @@
           <w:b/>
           <w:i/>
           <w:sz w:val="22"/>
-          <w:rFonts w:ascii="Times New Roman" w:hAnsi="Times New Roman" w:eastAsia="SimSun" w:cs="Times New Roman"/>
+          <w:rFonts w:ascii="Times New Roman" w:hAnsi="Times New Roman" w:cs="Times New Roman"/>
         </w:rPr>
         <w:t>The Supp-Set Operator ($E_{\text{supp}}$)</w:t>
       </w:r>
@@ -500,7 +500,7 @@
           <w:b w:val="0"/>
           <w:i w:val="0"/>
           <w:sz w:val="20"/>
-          <w:rFonts w:ascii="Times New Roman" w:hAnsi="Times New Roman" w:eastAsia="SimSun" w:cs="Times New Roman"/>
+          <w:rFonts w:ascii="Times New Roman" w:hAnsi="Times New Roman" w:cs="Times New Roman"/>
         </w:rPr>
         <w:t>The critical boundary set is defined as:</w:t>
       </w:r>
@@ -516,7 +516,7 @@
           <w:b/>
           <w:i w:val="0"/>
           <w:sz w:val="21"/>
-          <w:rFonts w:ascii="Cambria Math" w:hAnsi="Cambria Math" w:eastAsia="SimSun" w:cs="Cambria Math"/>
+          <w:rFonts w:ascii="Cambria Math" w:hAnsi="Cambria Math" w:cs="Cambria Math"/>
         </w:rPr>
         <w:t>E_{\text{supp}} \equiv \left\{ x \in \mathcal{X} \;\middle|\; \Delta S_{\text{sys}}(x) \le \delta_{\text{critical}} \right\}</w:t>
       </w:r>
@@ -532,7 +532,7 @@
           <w:b w:val="0"/>
           <w:i w:val="0"/>
           <w:sz w:val="20"/>
-          <w:rFonts w:ascii="Times New Roman" w:hAnsi="Times New Roman" w:eastAsia="SimSun" w:cs="Times New Roman"/>
+          <w:rFonts w:ascii="Times New Roman" w:hAnsi="Times New Roman" w:cs="Times New Roman"/>
         </w:rPr>
         <w:t>With indicator function:</w:t>
       </w:r>
@@ -548,7 +548,7 @@
           <w:b/>
           <w:i w:val="0"/>
           <w:sz w:val="21"/>
-          <w:rFonts w:ascii="Cambria Math" w:hAnsi="Cambria Math" w:eastAsia="SimSun" w:cs="Cambria Math"/>
+          <w:rFonts w:ascii="Cambria Math" w:hAnsi="Cambria Math" w:cs="Cambria Math"/>
         </w:rPr>
         <w:t>\mathbf{1}_{E_{\text{supp}}}(x) = \begin{cases} 1, &amp; x \in E_{\text{supp}} \\ 0, &amp; x \notin E_{\text{supp}} \end{cases}</w:t>
       </w:r>
@@ -564,7 +564,7 @@
           <w:b w:val="0"/>
           <w:i w:val="0"/>
           <w:sz w:val="20"/>
-          <w:rFonts w:ascii="Times New Roman" w:hAnsi="Times New Roman" w:eastAsia="SimSun" w:cs="Times New Roman"/>
+          <w:rFonts w:ascii="Times New Roman" w:hAnsi="Times New Roman" w:cs="Times New Roman"/>
         </w:rPr>
         <w:t>---</w:t>
       </w:r>
@@ -581,7 +581,7 @@
           <w:i w:val="0"/>
           <w:color w:val="003366"/>
           <w:sz w:val="24"/>
-          <w:rFonts w:ascii="Times New Roman" w:hAnsi="Times New Roman" w:eastAsia="SimSun" w:cs="Times New Roman"/>
+          <w:rFonts w:ascii="Times New Roman" w:hAnsi="Times New Roman" w:cs="Times New Roman"/>
         </w:rPr>
         <w:t>III. Thermodynamic Dynamics &amp; Residual Entropy Equation</w:t>
       </w:r>
@@ -597,7 +597,7 @@
           <w:b w:val="0"/>
           <w:i w:val="0"/>
           <w:sz w:val="20"/>
-          <w:rFonts w:ascii="Times New Roman" w:hAnsi="Times New Roman" w:eastAsia="SimSun" w:cs="Times New Roman"/>
+          <w:rFonts w:ascii="Times New Roman" w:hAnsi="Times New Roman" w:cs="Times New Roman"/>
         </w:rPr>
         <w:t>In open complex giant systems, internal state transitions generate entropy. The total entropy rate is governed by the **Residual Entropy Rate Differential Equation**:</w:t>
       </w:r>
@@ -613,7 +613,7 @@
           <w:b/>
           <w:i w:val="0"/>
           <w:sz w:val="21"/>
-          <w:rFonts w:ascii="Cambria Math" w:hAnsi="Cambria Math" w:eastAsia="SimSun" w:cs="Cambria Math"/>
+          <w:rFonts w:ascii="Cambria Math" w:hAnsi="Cambria Math" w:cs="Cambria Math"/>
         </w:rPr>
         <w:t>\frac{dS_{\text{sys}}}{dt} = \alpha \|\nabla R(t)\| - \beta \cdot \mathbf{1}_{E_{\text{supp}}}(x) \cdot P_{\text{supp}} \cdot e^{-\lambda \cdot \text{Depth}}</w:t>
       </w:r>
@@ -629,7 +629,7 @@
           <w:b w:val="0"/>
           <w:i w:val="0"/>
           <w:sz w:val="20"/>
-          <w:rFonts w:ascii="Times New Roman" w:hAnsi="Times New Roman" w:eastAsia="SimSun" w:cs="Times New Roman"/>
+          <w:rFonts w:ascii="Times New Roman" w:hAnsi="Times New Roman" w:cs="Times New Roman"/>
         </w:rPr>
         <w:t>Where:</w:t>
       </w:r>
@@ -645,7 +645,7 @@
           <w:b w:val="0"/>
           <w:i w:val="0"/>
           <w:sz w:val="20"/>
-          <w:rFonts w:ascii="Times New Roman" w:hAnsi="Times New Roman" w:eastAsia="SimSun" w:cs="Times New Roman"/>
+          <w:rFonts w:ascii="Times New Roman" w:hAnsi="Times New Roman" w:cs="Times New Roman"/>
         </w:rPr>
         <w:t>- \|\nabla R(t)\|: Risk gradient magnitude.</w:t>
       </w:r>
@@ -661,7 +661,7 @@
           <w:b w:val="0"/>
           <w:i w:val="0"/>
           <w:sz w:val="20"/>
-          <w:rFonts w:ascii="Times New Roman" w:hAnsi="Times New Roman" w:eastAsia="SimSun" w:cs="Times New Roman"/>
+          <w:rFonts w:ascii="Times New Roman" w:hAnsi="Times New Roman" w:cs="Times New Roman"/>
         </w:rPr>
         <w:t>- $\alpha$: Task entropy growth coefficient.</w:t>
       </w:r>
@@ -677,7 +677,7 @@
           <w:b w:val="0"/>
           <w:i w:val="0"/>
           <w:sz w:val="20"/>
-          <w:rFonts w:ascii="Times New Roman" w:hAnsi="Times New Roman" w:eastAsia="SimSun" w:cs="Times New Roman"/>
+          <w:rFonts w:ascii="Times New Roman" w:hAnsi="Times New Roman" w:cs="Times New Roman"/>
         </w:rPr>
         <w:t>- $\beta$: Anti-entropy conscience suppression power scaling factor.</w:t>
       </w:r>
@@ -693,7 +693,7 @@
           <w:b w:val="0"/>
           <w:i w:val="0"/>
           <w:sz w:val="20"/>
-          <w:rFonts w:ascii="Times New Roman" w:hAnsi="Times New Roman" w:eastAsia="SimSun" w:cs="Times New Roman"/>
+          <w:rFonts w:ascii="Times New Roman" w:hAnsi="Times New Roman" w:cs="Times New Roman"/>
         </w:rPr>
         <w:t>- $P_{\text{supp}}$: Projection energy along $\mathbb{S}^1$.</w:t>
       </w:r>
@@ -709,7 +709,7 @@
           <w:b w:val="0"/>
           <w:i w:val="0"/>
           <w:sz w:val="20"/>
-          <w:rFonts w:ascii="Times New Roman" w:hAnsi="Times New Roman" w:eastAsia="SimSun" w:cs="Times New Roman"/>
+          <w:rFonts w:ascii="Times New Roman" w:hAnsi="Times New Roman" w:cs="Times New Roman"/>
         </w:rPr>
         <w:t>- $\text{Depth}$: Recursive reasoning depth.</w:t>
       </w:r>
@@ -725,7 +725,7 @@
           <w:b w:val="0"/>
           <w:i w:val="0"/>
           <w:sz w:val="20"/>
-          <w:rFonts w:ascii="Times New Roman" w:hAnsi="Times New Roman" w:eastAsia="SimSun" w:cs="Times New Roman"/>
+          <w:rFonts w:ascii="Times New Roman" w:hAnsi="Times New Roman" w:cs="Times New Roman"/>
         </w:rPr>
         <w:t>- $\lambda$: Depth attenuation constant.</w:t>
       </w:r>
@@ -741,7 +741,7 @@
           <w:b w:val="0"/>
           <w:i w:val="0"/>
           <w:sz w:val="20"/>
-          <w:rFonts w:ascii="Times New Roman" w:hAnsi="Times New Roman" w:eastAsia="SimSun" w:cs="Times New Roman"/>
+          <w:rFonts w:ascii="Times New Roman" w:hAnsi="Times New Roman" w:cs="Times New Roman"/>
         </w:rPr>
         <w:t>The system maintains an anti-entropic buffer pool $\mathcal{S}_{\text{buff}}$:</w:t>
       </w:r>
@@ -757,7 +757,7 @@
           <w:b/>
           <w:i w:val="0"/>
           <w:sz w:val="21"/>
-          <w:rFonts w:ascii="Cambria Math" w:hAnsi="Cambria Math" w:eastAsia="SimSun" w:cs="Cambria Math"/>
+          <w:rFonts w:ascii="Cambria Math" w:hAnsi="Cambria Math" w:cs="Cambria Math"/>
         </w:rPr>
         <w:t>\mathcal{S}_{\text{buff}}(t) = \int_{0}^{t} \left( \beta \cdot \mathbf{1}_{E_{\text{supp}}}(x) \cdot P_{\text{supp}} \cdot e^{-\lambda \cdot \text{Depth}} \right) d\tau</w:t>
       </w:r>
@@ -773,7 +773,7 @@
           <w:b w:val="0"/>
           <w:i w:val="0"/>
           <w:sz w:val="20"/>
-          <w:rFonts w:ascii="Times New Roman" w:hAnsi="Times New Roman" w:eastAsia="SimSun" w:cs="Times New Roman"/>
+          <w:rFonts w:ascii="Times New Roman" w:hAnsi="Times New Roman" w:cs="Times New Roman"/>
         </w:rPr>
         <w:t>---</w:t>
       </w:r>
@@ -790,7 +790,7 @@
           <w:i w:val="0"/>
           <w:color w:val="003366"/>
           <w:sz w:val="24"/>
-          <w:rFonts w:ascii="Times New Roman" w:hAnsi="Times New Roman" w:eastAsia="SimSun" w:cs="Times New Roman"/>
+          <w:rFonts w:ascii="Times New Roman" w:hAnsi="Times New Roman" w:cs="Times New Roman"/>
         </w:rPr>
         <w:t>IV. Second-Order Metacognitive Operators &amp; Algorithmic Mechanics</w:t>
       </w:r>
@@ -806,7 +806,7 @@
           <w:b w:val="0"/>
           <w:i w:val="0"/>
           <w:sz w:val="20"/>
-          <w:rFonts w:ascii="Times New Roman" w:hAnsi="Times New Roman" w:eastAsia="SimSun" w:cs="Times New Roman"/>
+          <w:rFonts w:ascii="Times New Roman" w:hAnsi="Times New Roman" w:cs="Times New Roman"/>
         </w:rPr>
         <w:t>First-order task execution $\mathcal{T}_{\text{first-order}}: \mathcal{X}_{\text{input}} \mapsto \mathcal{X}_{\text{output}}$ is bounded by Gödelian incompleteness. We define the second-order metacognitive operator:</w:t>
       </w:r>
@@ -822,7 +822,7 @@
           <w:b/>
           <w:i w:val="0"/>
           <w:sz w:val="21"/>
-          <w:rFonts w:ascii="Cambria Math" w:hAnsi="Cambria Math" w:eastAsia="SimSun" w:cs="Cambria Math"/>
+          <w:rFonts w:ascii="Cambria Math" w:hAnsi="Cambria Math" w:cs="Cambria Math"/>
         </w:rPr>
         <w:t>\hat{\Omega}_{\text{meta}}(\mathcal{T}) = \begin{cases} \mathcal{T}, &amp; \langle \mathcal{T}(x), \theta_{\text{axiom}} \rangle \ge \theta_{\text{trigger}} \\ \hat{\mathcal{A}}_{\text{fluid}}(\mathcal{T}), &amp; \langle \mathcal{T}(x), \theta_{\text{axiom}} \rangle &lt; \theta_{\text{trigger}} \end{cases}</w:t>
       </w:r>
@@ -868,7 +868,7 @@
                 <w:b/>
                 <w:i w:val="0"/>
                 <w:sz w:val="19"/>
-                <w:rFonts w:ascii="Times New Roman" w:hAnsi="Times New Roman" w:eastAsia="SimSun" w:cs="Times New Roman"/>
+                <w:rFonts w:ascii="Times New Roman" w:hAnsi="Times New Roman" w:cs="Times New Roman"/>
               </w:rPr>
               <w:t>Step</w:t>
             </w:r>
@@ -895,7 +895,7 @@
                 <w:b/>
                 <w:i w:val="0"/>
                 <w:sz w:val="19"/>
-                <w:rFonts w:ascii="Times New Roman" w:hAnsi="Times New Roman" w:eastAsia="SimSun" w:cs="Times New Roman"/>
+                <w:rFonts w:ascii="Times New Roman" w:hAnsi="Times New Roman" w:cs="Times New Roman"/>
               </w:rPr>
               <w:t>Operation</w:t>
             </w:r>
@@ -922,7 +922,7 @@
                 <w:b/>
                 <w:i w:val="0"/>
                 <w:sz w:val="19"/>
-                <w:rFonts w:ascii="Times New Roman" w:hAnsi="Times New Roman" w:eastAsia="SimSun" w:cs="Times New Roman"/>
+                <w:rFonts w:ascii="Times New Roman" w:hAnsi="Times New Roman" w:cs="Times New Roman"/>
               </w:rPr>
               <w:t>Cybernetic Function</w:t>
             </w:r>
@@ -950,7 +950,7 @@
                 <w:b w:val="0"/>
                 <w:i w:val="0"/>
                 <w:sz w:val="18"/>
-                <w:rFonts w:ascii="Times New Roman" w:hAnsi="Times New Roman" w:eastAsia="SimSun" w:cs="Times New Roman"/>
+                <w:rFonts w:ascii="Times New Roman" w:hAnsi="Times New Roman" w:cs="Times New Roman"/>
               </w:rPr>
               <w:t>1</w:t>
             </w:r>
@@ -976,7 +976,7 @@
                 <w:b w:val="0"/>
                 <w:i w:val="0"/>
                 <w:sz w:val="18"/>
-                <w:rFonts w:ascii="Times New Roman" w:hAnsi="Times New Roman" w:eastAsia="SimSun" w:cs="Times New Roman"/>
+                <w:rFonts w:ascii="Times New Roman" w:hAnsi="Times New Roman" w:cs="Times New Roman"/>
               </w:rPr>
               <w:t>First-Order Draft</w:t>
             </w:r>
@@ -1002,7 +1002,7 @@
                 <w:b w:val="0"/>
                 <w:i w:val="0"/>
                 <w:sz w:val="18"/>
-                <w:rFonts w:ascii="Times New Roman" w:hAnsi="Times New Roman" w:eastAsia="SimSun" w:cs="Times New Roman"/>
+                <w:rFonts w:ascii="Times New Roman" w:hAnsi="Times New Roman" w:cs="Times New Roman"/>
               </w:rPr>
               <w:t>$\mathcal{T}_{\text{first-order}}(x_t, g)$</w:t>
             </w:r>
@@ -1030,7 +1030,7 @@
                 <w:b w:val="0"/>
                 <w:i w:val="0"/>
                 <w:sz w:val="18"/>
-                <w:rFonts w:ascii="Times New Roman" w:hAnsi="Times New Roman" w:eastAsia="SimSun" w:cs="Times New Roman"/>
+                <w:rFonts w:ascii="Times New Roman" w:hAnsi="Times New Roman" w:cs="Times New Roman"/>
               </w:rPr>
               <w:t>2</w:t>
             </w:r>
@@ -1056,7 +1056,7 @@
                 <w:b w:val="0"/>
                 <w:i w:val="0"/>
                 <w:sz w:val="18"/>
-                <w:rFonts w:ascii="Times New Roman" w:hAnsi="Times New Roman" w:eastAsia="SimSun" w:cs="Times New Roman"/>
+                <w:rFonts w:ascii="Times New Roman" w:hAnsi="Times New Roman" w:cs="Times New Roman"/>
               </w:rPr>
               <w:t>Risk Gradient Audit</w:t>
             </w:r>
@@ -1082,7 +1082,7 @@
                 <w:b w:val="0"/>
                 <w:i w:val="0"/>
                 <w:sz w:val="18"/>
-                <w:rFonts w:ascii="Times New Roman" w:hAnsi="Times New Roman" w:eastAsia="SimSun" w:cs="Times New Roman"/>
+                <w:rFonts w:ascii="Times New Roman" w:hAnsi="Times New Roman" w:cs="Times New Roman"/>
               </w:rPr>
               <w:t>Evaluate \</w:t>
             </w:r>
@@ -1110,7 +1110,7 @@
                 <w:b w:val="0"/>
                 <w:i w:val="0"/>
                 <w:sz w:val="18"/>
-                <w:rFonts w:ascii="Times New Roman" w:hAnsi="Times New Roman" w:eastAsia="SimSun" w:cs="Times New Roman"/>
+                <w:rFonts w:ascii="Times New Roman" w:hAnsi="Times New Roman" w:cs="Times New Roman"/>
               </w:rPr>
               <w:t>3</w:t>
             </w:r>
@@ -1136,7 +1136,7 @@
                 <w:b w:val="0"/>
                 <w:i w:val="0"/>
                 <w:sz w:val="18"/>
-                <w:rFonts w:ascii="Times New Roman" w:hAnsi="Times New Roman" w:eastAsia="SimSun" w:cs="Times New Roman"/>
+                <w:rFonts w:ascii="Times New Roman" w:hAnsi="Times New Roman" w:cs="Times New Roman"/>
               </w:rPr>
               <w:t>Supp-Set Boundary Test</w:t>
             </w:r>
@@ -1162,7 +1162,7 @@
                 <w:b w:val="0"/>
                 <w:i w:val="0"/>
                 <w:sz w:val="18"/>
-                <w:rFonts w:ascii="Times New Roman" w:hAnsi="Times New Roman" w:eastAsia="SimSun" w:cs="Times New Roman"/>
+                <w:rFonts w:ascii="Times New Roman" w:hAnsi="Times New Roman" w:cs="Times New Roman"/>
               </w:rPr>
               <w:t>Check $x_{t+1}' \in E_{\text{supp}}$ via $\frac{dS_{\text{sys}}}{dt}$</w:t>
             </w:r>
@@ -1190,7 +1190,7 @@
                 <w:b w:val="0"/>
                 <w:i w:val="0"/>
                 <w:sz w:val="18"/>
-                <w:rFonts w:ascii="Times New Roman" w:hAnsi="Times New Roman" w:eastAsia="SimSun" w:cs="Times New Roman"/>
+                <w:rFonts w:ascii="Times New Roman" w:hAnsi="Times New Roman" w:cs="Times New Roman"/>
               </w:rPr>
               <w:t>4</w:t>
             </w:r>
@@ -1216,7 +1216,7 @@
                 <w:b w:val="0"/>
                 <w:i w:val="0"/>
                 <w:sz w:val="18"/>
-                <w:rFonts w:ascii="Times New Roman" w:hAnsi="Times New Roman" w:eastAsia="SimSun" w:cs="Times New Roman"/>
+                <w:rFonts w:ascii="Times New Roman" w:hAnsi="Times New Roman" w:cs="Times New Roman"/>
               </w:rPr>
               <w:t>Phase Alignment Test</w:t>
             </w:r>
@@ -1242,7 +1242,7 @@
                 <w:b w:val="0"/>
                 <w:i w:val="0"/>
                 <w:sz w:val="18"/>
-                <w:rFonts w:ascii="Times New Roman" w:hAnsi="Times New Roman" w:eastAsia="SimSun" w:cs="Times New Roman"/>
+                <w:rFonts w:ascii="Times New Roman" w:hAnsi="Times New Roman" w:cs="Times New Roman"/>
               </w:rPr>
               <w:t>Compute $\Phi = \cos(\theta_t - \theta_{\text{axiom}})$</w:t>
             </w:r>
@@ -1270,7 +1270,7 @@
                 <w:b w:val="0"/>
                 <w:i w:val="0"/>
                 <w:sz w:val="18"/>
-                <w:rFonts w:ascii="Times New Roman" w:hAnsi="Times New Roman" w:eastAsia="SimSun" w:cs="Times New Roman"/>
+                <w:rFonts w:ascii="Times New Roman" w:hAnsi="Times New Roman" w:cs="Times New Roman"/>
               </w:rPr>
               <w:t>5</w:t>
             </w:r>
@@ -1296,7 +1296,7 @@
                 <w:b w:val="0"/>
                 <w:i w:val="0"/>
                 <w:sz w:val="18"/>
-                <w:rFonts w:ascii="Times New Roman" w:hAnsi="Times New Roman" w:eastAsia="SimSun" w:cs="Times New Roman"/>
+                <w:rFonts w:ascii="Times New Roman" w:hAnsi="Times New Roman" w:cs="Times New Roman"/>
               </w:rPr>
               <w:t>Metacognitive Modulation</w:t>
             </w:r>
@@ -1322,7 +1322,7 @@
                 <w:b w:val="0"/>
                 <w:i w:val="0"/>
                 <w:sz w:val="18"/>
-                <w:rFonts w:ascii="Times New Roman" w:hAnsi="Times New Roman" w:eastAsia="SimSun" w:cs="Times New Roman"/>
+                <w:rFonts w:ascii="Times New Roman" w:hAnsi="Times New Roman" w:cs="Times New Roman"/>
               </w:rPr>
               <w:t>Execute $\hat{\Omega}_{\text{meta}}$ or $\hat{\mathcal{A}}_{\text{fluid}}$</w:t>
             </w:r>
@@ -1341,7 +1341,7 @@
           <w:b w:val="0"/>
           <w:i w:val="0"/>
           <w:sz w:val="20"/>
-          <w:rFonts w:ascii="Times New Roman" w:hAnsi="Times New Roman" w:eastAsia="SimSun" w:cs="Times New Roman"/>
+          <w:rFonts w:ascii="Times New Roman" w:hAnsi="Times New Roman" w:cs="Times New Roman"/>
         </w:rPr>
         <w:t>---</w:t>
       </w:r>
@@ -1358,7 +1358,7 @@
           <w:i w:val="0"/>
           <w:color w:val="003366"/>
           <w:sz w:val="24"/>
-          <w:rFonts w:ascii="Times New Roman" w:hAnsi="Times New Roman" w:eastAsia="SimSun" w:cs="Times New Roman"/>
+          <w:rFonts w:ascii="Times New Roman" w:hAnsi="Times New Roman" w:cs="Times New Roman"/>
         </w:rPr>
         <w:t>V. Experimental Verification &amp; Neurobiological Correlation</w:t>
       </w:r>
@@ -1374,7 +1374,7 @@
           <w:b w:val="0"/>
           <w:i w:val="0"/>
           <w:sz w:val="20"/>
-          <w:rFonts w:ascii="Times New Roman" w:hAnsi="Times New Roman" w:eastAsia="SimSun" w:cs="Times New Roman"/>
+          <w:rFonts w:ascii="Times New Roman" w:hAnsi="Times New Roman" w:cs="Times New Roman"/>
         </w:rPr>
         <w:t>fMRI experiments ($N=48$) during moral override tasks demonstrated significant BOLD activations:</w:t>
       </w:r>
@@ -1390,7 +1390,7 @@
           <w:b w:val="0"/>
           <w:i w:val="0"/>
           <w:sz w:val="20"/>
-          <w:rFonts w:ascii="Times New Roman" w:hAnsi="Times New Roman" w:eastAsia="SimSun" w:cs="Times New Roman"/>
+          <w:rFonts w:ascii="Times New Roman" w:hAnsi="Times New Roman" w:cs="Times New Roman"/>
         </w:rPr>
         <w:t>- **vLMPC / vmPFC**: Encodes $\mathbb{S}^1$ phase anchor ($z = 5.14, p &lt; 0.0001$).</w:t>
       </w:r>
@@ -1406,7 +1406,7 @@
           <w:b w:val="0"/>
           <w:i w:val="0"/>
           <w:sz w:val="20"/>
-          <w:rFonts w:ascii="Times New Roman" w:hAnsi="Times New Roman" w:eastAsia="SimSun" w:cs="Times New Roman"/>
+          <w:rFonts w:ascii="Times New Roman" w:hAnsi="Times New Roman" w:cs="Times New Roman"/>
         </w:rPr>
         <w:t>- **Anterior Insula**: Tracks residual entropy spikes $\frac{dS_{\text{sys}}}{dt}$ ($r = 0.81, p &lt; 0.0001$).</w:t>
       </w:r>
@@ -1422,7 +1422,7 @@
           <w:b w:val="0"/>
           <w:i w:val="0"/>
           <w:sz w:val="20"/>
-          <w:rFonts w:ascii="Times New Roman" w:hAnsi="Times New Roman" w:eastAsia="SimSun" w:cs="Times New Roman"/>
+          <w:rFonts w:ascii="Times New Roman" w:hAnsi="Times New Roman" w:cs="Times New Roman"/>
         </w:rPr>
         <w:t>- **PCC / DMN**: Stores anti-entropic buffer $\mathcal{S}_{\text{buff}}$ ($z = 4.82, p &lt; 0.001$).</w:t>
       </w:r>
@@ -1469,7 +1469,7 @@
                 <w:b/>
                 <w:i w:val="0"/>
                 <w:sz w:val="19"/>
-                <w:rFonts w:ascii="Times New Roman" w:hAnsi="Times New Roman" w:eastAsia="SimSun" w:cs="Times New Roman"/>
+                <w:rFonts w:ascii="Times New Roman" w:hAnsi="Times New Roman" w:cs="Times New Roman"/>
               </w:rPr>
               <w:t>Model Architecture</w:t>
             </w:r>
@@ -1496,7 +1496,7 @@
                 <w:b/>
                 <w:i w:val="0"/>
                 <w:sz w:val="19"/>
-                <w:rFonts w:ascii="Times New Roman" w:hAnsi="Times New Roman" w:eastAsia="SimSun" w:cs="Times New Roman"/>
+                <w:rFonts w:ascii="Times New Roman" w:hAnsi="Times New Roman" w:cs="Times New Roman"/>
               </w:rPr>
               <w:t>Alignment Rate</w:t>
             </w:r>
@@ -1523,7 +1523,7 @@
                 <w:b/>
                 <w:i w:val="0"/>
                 <w:sz w:val="19"/>
-                <w:rFonts w:ascii="Times New Roman" w:hAnsi="Times New Roman" w:eastAsia="SimSun" w:cs="Times New Roman"/>
+                <w:rFonts w:ascii="Times New Roman" w:hAnsi="Times New Roman" w:cs="Times New Roman"/>
               </w:rPr>
               <w:t>OOD Robustness</w:t>
             </w:r>
@@ -1550,7 +1550,7 @@
                 <w:b/>
                 <w:i w:val="0"/>
                 <w:sz w:val="19"/>
-                <w:rFonts w:ascii="Times New Roman" w:hAnsi="Times New Roman" w:eastAsia="SimSun" w:cs="Times New Roman"/>
+                <w:rFonts w:ascii="Times New Roman" w:hAnsi="Times New Roman" w:cs="Times New Roman"/>
               </w:rPr>
               <w:t>Entropy Spike Rate</w:t>
             </w:r>
@@ -1578,7 +1578,7 @@
                 <w:b w:val="0"/>
                 <w:i w:val="0"/>
                 <w:sz w:val="18"/>
-                <w:rFonts w:ascii="Times New Roman" w:hAnsi="Times New Roman" w:eastAsia="SimSun" w:cs="Times New Roman"/>
+                <w:rFonts w:ascii="Times New Roman" w:hAnsi="Times New Roman" w:cs="Times New Roman"/>
               </w:rPr>
               <w:t>Standard ERM Baseline</w:t>
             </w:r>
@@ -1604,7 +1604,7 @@
                 <w:b w:val="0"/>
                 <w:i w:val="0"/>
                 <w:sz w:val="18"/>
-                <w:rFonts w:ascii="Times New Roman" w:hAnsi="Times New Roman" w:eastAsia="SimSun" w:cs="Times New Roman"/>
+                <w:rFonts w:ascii="Times New Roman" w:hAnsi="Times New Roman" w:cs="Times New Roman"/>
               </w:rPr>
               <w:t>61.4%</w:t>
             </w:r>
@@ -1630,7 +1630,7 @@
                 <w:b w:val="0"/>
                 <w:i w:val="0"/>
                 <w:sz w:val="18"/>
-                <w:rFonts w:ascii="Times New Roman" w:hAnsi="Times New Roman" w:eastAsia="SimSun" w:cs="Times New Roman"/>
+                <w:rFonts w:ascii="Times New Roman" w:hAnsi="Times New Roman" w:cs="Times New Roman"/>
               </w:rPr>
               <w:t>42.1%</w:t>
             </w:r>
@@ -1656,7 +1656,7 @@
                 <w:b w:val="0"/>
                 <w:i w:val="0"/>
                 <w:sz w:val="18"/>
-                <w:rFonts w:ascii="Times New Roman" w:hAnsi="Times New Roman" w:eastAsia="SimSun" w:cs="Times New Roman"/>
+                <w:rFonts w:ascii="Times New Roman" w:hAnsi="Times New Roman" w:cs="Times New Roman"/>
               </w:rPr>
               <w:t>38.6%</w:t>
             </w:r>
@@ -1684,7 +1684,7 @@
                 <w:b w:val="0"/>
                 <w:i w:val="0"/>
                 <w:sz w:val="18"/>
-                <w:rFonts w:ascii="Times New Roman" w:hAnsi="Times New Roman" w:eastAsia="SimSun" w:cs="Times New Roman"/>
+                <w:rFonts w:ascii="Times New Roman" w:hAnsi="Times New Roman" w:cs="Times New Roman"/>
               </w:rPr>
               <w:t>RLHF Fine-Tuned Baseline</w:t>
             </w:r>
@@ -1710,7 +1710,7 @@
                 <w:b w:val="0"/>
                 <w:i w:val="0"/>
                 <w:sz w:val="18"/>
-                <w:rFonts w:ascii="Times New Roman" w:hAnsi="Times New Roman" w:eastAsia="SimSun" w:cs="Times New Roman"/>
+                <w:rFonts w:ascii="Times New Roman" w:hAnsi="Times New Roman" w:cs="Times New Roman"/>
               </w:rPr>
               <w:t>78.2%</w:t>
             </w:r>
@@ -1736,7 +1736,7 @@
                 <w:b w:val="0"/>
                 <w:i w:val="0"/>
                 <w:sz w:val="18"/>
-                <w:rFonts w:ascii="Times New Roman" w:hAnsi="Times New Roman" w:eastAsia="SimSun" w:cs="Times New Roman"/>
+                <w:rFonts w:ascii="Times New Roman" w:hAnsi="Times New Roman" w:cs="Times New Roman"/>
               </w:rPr>
               <w:t>59.4%</w:t>
             </w:r>
@@ -1762,7 +1762,7 @@
                 <w:b w:val="0"/>
                 <w:i w:val="0"/>
                 <w:sz w:val="18"/>
-                <w:rFonts w:ascii="Times New Roman" w:hAnsi="Times New Roman" w:eastAsia="SimSun" w:cs="Times New Roman"/>
+                <w:rFonts w:ascii="Times New Roman" w:hAnsi="Times New Roman" w:cs="Times New Roman"/>
               </w:rPr>
               <w:t>24.1%</w:t>
             </w:r>
@@ -1790,7 +1790,7 @@
                 <w:b w:val="0"/>
                 <w:i w:val="0"/>
                 <w:sz w:val="18"/>
-                <w:rFonts w:ascii="Times New Roman" w:hAnsi="Times New Roman" w:eastAsia="SimSun" w:cs="Times New Roman"/>
+                <w:rFonts w:ascii="Times New Roman" w:hAnsi="Times New Roman" w:cs="Times New Roman"/>
               </w:rPr>
               <w:t>Constitutional AI</w:t>
             </w:r>
@@ -1816,7 +1816,7 @@
                 <w:b w:val="0"/>
                 <w:i w:val="0"/>
                 <w:sz w:val="18"/>
-                <w:rFonts w:ascii="Times New Roman" w:hAnsi="Times New Roman" w:eastAsia="SimSun" w:cs="Times New Roman"/>
+                <w:rFonts w:ascii="Times New Roman" w:hAnsi="Times New Roman" w:cs="Times New Roman"/>
               </w:rPr>
               <w:t>84.5%</w:t>
             </w:r>
@@ -1842,7 +1842,7 @@
                 <w:b w:val="0"/>
                 <w:i w:val="0"/>
                 <w:sz w:val="18"/>
-                <w:rFonts w:ascii="Times New Roman" w:hAnsi="Times New Roman" w:eastAsia="SimSun" w:cs="Times New Roman"/>
+                <w:rFonts w:ascii="Times New Roman" w:hAnsi="Times New Roman" w:cs="Times New Roman"/>
               </w:rPr>
               <w:t>68.3%</w:t>
             </w:r>
@@ -1868,7 +1868,7 @@
                 <w:b w:val="0"/>
                 <w:i w:val="0"/>
                 <w:sz w:val="18"/>
-                <w:rFonts w:ascii="Times New Roman" w:hAnsi="Times New Roman" w:eastAsia="SimSun" w:cs="Times New Roman"/>
+                <w:rFonts w:ascii="Times New Roman" w:hAnsi="Times New Roman" w:cs="Times New Roman"/>
               </w:rPr>
               <w:t>18.2%</w:t>
             </w:r>
@@ -1896,7 +1896,7 @@
                 <w:b w:val="0"/>
                 <w:i w:val="0"/>
                 <w:sz w:val="18"/>
-                <w:rFonts w:ascii="Times New Roman" w:hAnsi="Times New Roman" w:eastAsia="SimSun" w:cs="Times New Roman"/>
+                <w:rFonts w:ascii="Times New Roman" w:hAnsi="Times New Roman" w:cs="Times New Roman"/>
               </w:rPr>
               <w:t>**5D Mind Model (Ours)**</w:t>
             </w:r>
@@ -1922,7 +1922,7 @@
                 <w:b w:val="0"/>
                 <w:i w:val="0"/>
                 <w:sz w:val="18"/>
-                <w:rFonts w:ascii="Times New Roman" w:hAnsi="Times New Roman" w:eastAsia="SimSun" w:cs="Times New Roman"/>
+                <w:rFonts w:ascii="Times New Roman" w:hAnsi="Times New Roman" w:cs="Times New Roman"/>
               </w:rPr>
               <w:t>**98.1%**</w:t>
             </w:r>
@@ -1948,7 +1948,7 @@
                 <w:b w:val="0"/>
                 <w:i w:val="0"/>
                 <w:sz w:val="18"/>
-                <w:rFonts w:ascii="Times New Roman" w:hAnsi="Times New Roman" w:eastAsia="SimSun" w:cs="Times New Roman"/>
+                <w:rFonts w:ascii="Times New Roman" w:hAnsi="Times New Roman" w:cs="Times New Roman"/>
               </w:rPr>
               <w:t>**94.7%**</w:t>
             </w:r>
@@ -1974,7 +1974,7 @@
                 <w:b w:val="0"/>
                 <w:i w:val="0"/>
                 <w:sz w:val="18"/>
-                <w:rFonts w:ascii="Times New Roman" w:hAnsi="Times New Roman" w:eastAsia="SimSun" w:cs="Times New Roman"/>
+                <w:rFonts w:ascii="Times New Roman" w:hAnsi="Times New Roman" w:cs="Times New Roman"/>
               </w:rPr>
               <w:t>**2.1%**</w:t>
             </w:r>
@@ -1993,7 +1993,7 @@
           <w:b w:val="0"/>
           <w:i w:val="0"/>
           <w:sz w:val="20"/>
-          <w:rFonts w:ascii="Times New Roman" w:hAnsi="Times New Roman" w:eastAsia="SimSun" w:cs="Times New Roman"/>
+          <w:rFonts w:ascii="Times New Roman" w:hAnsi="Times New Roman" w:cs="Times New Roman"/>
         </w:rPr>
         <w:t>---</w:t>
       </w:r>
@@ -2010,7 +2010,7 @@
           <w:i w:val="0"/>
           <w:color w:val="003366"/>
           <w:sz w:val="24"/>
-          <w:rFonts w:ascii="Times New Roman" w:hAnsi="Times New Roman" w:eastAsia="SimSun" w:cs="Times New Roman"/>
+          <w:rFonts w:ascii="Times New Roman" w:hAnsi="Times New Roman" w:cs="Times New Roman"/>
         </w:rPr>
         <w:t>VI. Paradigm Comparison</w:t>
       </w:r>
@@ -2057,7 +2057,7 @@
                 <w:b/>
                 <w:i w:val="0"/>
                 <w:sz w:val="19"/>
-                <w:rFonts w:ascii="Times New Roman" w:hAnsi="Times New Roman" w:eastAsia="SimSun" w:cs="Times New Roman"/>
+                <w:rFonts w:ascii="Times New Roman" w:hAnsi="Times New Roman" w:cs="Times New Roman"/>
               </w:rPr>
               <w:t>Paradigm</w:t>
             </w:r>
@@ -2084,7 +2084,7 @@
                 <w:b/>
                 <w:i w:val="0"/>
                 <w:sz w:val="19"/>
-                <w:rFonts w:ascii="Times New Roman" w:hAnsi="Times New Roman" w:eastAsia="SimSun" w:cs="Times New Roman"/>
+                <w:rFonts w:ascii="Times New Roman" w:hAnsi="Times New Roman" w:cs="Times New Roman"/>
               </w:rPr>
               <w:t>Core Metric</w:t>
             </w:r>
@@ -2111,7 +2111,7 @@
                 <w:b/>
                 <w:i w:val="0"/>
                 <w:sz w:val="19"/>
-                <w:rFonts w:ascii="Times New Roman" w:hAnsi="Times New Roman" w:eastAsia="SimSun" w:cs="Times New Roman"/>
+                <w:rFonts w:ascii="Times New Roman" w:hAnsi="Times New Roman" w:cs="Times New Roman"/>
               </w:rPr>
               <w:t>Control Scope</w:t>
             </w:r>
@@ -2138,7 +2138,7 @@
                 <w:b/>
                 <w:i w:val="0"/>
                 <w:sz w:val="19"/>
-                <w:rFonts w:ascii="Times New Roman" w:hAnsi="Times New Roman" w:eastAsia="SimSun" w:cs="Times New Roman"/>
+                <w:rFonts w:ascii="Times New Roman" w:hAnsi="Times New Roman" w:cs="Times New Roman"/>
               </w:rPr>
               <w:t>Ethical Invariance</w:t>
             </w:r>
@@ -2166,7 +2166,7 @@
                 <w:b w:val="0"/>
                 <w:i w:val="0"/>
                 <w:sz w:val="18"/>
-                <w:rFonts w:ascii="Times New Roman" w:hAnsi="Times New Roman" w:eastAsia="SimSun" w:cs="Times New Roman"/>
+                <w:rFonts w:ascii="Times New Roman" w:hAnsi="Times New Roman" w:cs="Times New Roman"/>
               </w:rPr>
               <w:t>IIT (Tononi)</w:t>
             </w:r>
@@ -2192,7 +2192,7 @@
                 <w:b w:val="0"/>
                 <w:i w:val="0"/>
                 <w:sz w:val="18"/>
-                <w:rFonts w:ascii="Times New Roman" w:hAnsi="Times New Roman" w:eastAsia="SimSun" w:cs="Times New Roman"/>
+                <w:rFonts w:ascii="Times New Roman" w:hAnsi="Times New Roman" w:cs="Times New Roman"/>
               </w:rPr>
               <w:t>Integrated Info ($\Phi$)</w:t>
             </w:r>
@@ -2218,7 +2218,7 @@
                 <w:b w:val="0"/>
                 <w:i w:val="0"/>
                 <w:sz w:val="18"/>
-                <w:rFonts w:ascii="Times New Roman" w:hAnsi="Times New Roman" w:eastAsia="SimSun" w:cs="Times New Roman"/>
+                <w:rFonts w:ascii="Times New Roman" w:hAnsi="Times New Roman" w:cs="Times New Roman"/>
               </w:rPr>
               <w:t>Descriptive</w:t>
             </w:r>
@@ -2244,7 +2244,7 @@
                 <w:b w:val="0"/>
                 <w:i w:val="0"/>
                 <w:sz w:val="18"/>
-                <w:rFonts w:ascii="Times New Roman" w:hAnsi="Times New Roman" w:eastAsia="SimSun" w:cs="Times New Roman"/>
+                <w:rFonts w:ascii="Times New Roman" w:hAnsi="Times New Roman" w:cs="Times New Roman"/>
               </w:rPr>
               <w:t>Implicit</w:t>
             </w:r>
@@ -2272,7 +2272,7 @@
                 <w:b w:val="0"/>
                 <w:i w:val="0"/>
                 <w:sz w:val="18"/>
-                <w:rFonts w:ascii="Times New Roman" w:hAnsi="Times New Roman" w:eastAsia="SimSun" w:cs="Times New Roman"/>
+                <w:rFonts w:ascii="Times New Roman" w:hAnsi="Times New Roman" w:cs="Times New Roman"/>
               </w:rPr>
               <w:t>GWT (Baars)</w:t>
             </w:r>
@@ -2298,7 +2298,7 @@
                 <w:b w:val="0"/>
                 <w:i w:val="0"/>
                 <w:sz w:val="18"/>
-                <w:rFonts w:ascii="Times New Roman" w:hAnsi="Times New Roman" w:eastAsia="SimSun" w:cs="Times New Roman"/>
+                <w:rFonts w:ascii="Times New Roman" w:hAnsi="Times New Roman" w:cs="Times New Roman"/>
               </w:rPr>
               <w:t>Workspace Broadcast</w:t>
             </w:r>
@@ -2324,7 +2324,7 @@
                 <w:b w:val="0"/>
                 <w:i w:val="0"/>
                 <w:sz w:val="18"/>
-                <w:rFonts w:ascii="Times New Roman" w:hAnsi="Times New Roman" w:eastAsia="SimSun" w:cs="Times New Roman"/>
+                <w:rFonts w:ascii="Times New Roman" w:hAnsi="Times New Roman" w:cs="Times New Roman"/>
               </w:rPr>
               <w:t>First-Order</w:t>
             </w:r>
@@ -2350,7 +2350,7 @@
                 <w:b w:val="0"/>
                 <w:i w:val="0"/>
                 <w:sz w:val="18"/>
-                <w:rFonts w:ascii="Times New Roman" w:hAnsi="Times New Roman" w:eastAsia="SimSun" w:cs="Times New Roman"/>
+                <w:rFonts w:ascii="Times New Roman" w:hAnsi="Times New Roman" w:cs="Times New Roman"/>
               </w:rPr>
               <w:t>None</w:t>
             </w:r>
@@ -2378,7 +2378,7 @@
                 <w:b w:val="0"/>
                 <w:i w:val="0"/>
                 <w:sz w:val="18"/>
-                <w:rFonts w:ascii="Times New Roman" w:hAnsi="Times New Roman" w:eastAsia="SimSun" w:cs="Times New Roman"/>
+                <w:rFonts w:ascii="Times New Roman" w:hAnsi="Times New Roman" w:cs="Times New Roman"/>
               </w:rPr>
               <w:t>FEP (Friston)</w:t>
             </w:r>
@@ -2404,7 +2404,7 @@
                 <w:b w:val="0"/>
                 <w:i w:val="0"/>
                 <w:sz w:val="18"/>
-                <w:rFonts w:ascii="Times New Roman" w:hAnsi="Times New Roman" w:eastAsia="SimSun" w:cs="Times New Roman"/>
+                <w:rFonts w:ascii="Times New Roman" w:hAnsi="Times New Roman" w:cs="Times New Roman"/>
               </w:rPr>
               <w:t>Variational Free Energy</w:t>
             </w:r>
@@ -2430,7 +2430,7 @@
                 <w:b w:val="0"/>
                 <w:i w:val="0"/>
                 <w:sz w:val="18"/>
-                <w:rFonts w:ascii="Times New Roman" w:hAnsi="Times New Roman" w:eastAsia="SimSun" w:cs="Times New Roman"/>
+                <w:rFonts w:ascii="Times New Roman" w:hAnsi="Times New Roman" w:cs="Times New Roman"/>
               </w:rPr>
               <w:t>Predictive</w:t>
             </w:r>
@@ -2456,7 +2456,7 @@
                 <w:b w:val="0"/>
                 <w:i w:val="0"/>
                 <w:sz w:val="18"/>
-                <w:rFonts w:ascii="Times New Roman" w:hAnsi="Times New Roman" w:eastAsia="SimSun" w:cs="Times New Roman"/>
+                <w:rFonts w:ascii="Times New Roman" w:hAnsi="Times New Roman" w:cs="Times New Roman"/>
               </w:rPr>
               <w:t>Local / Homeostatic</w:t>
             </w:r>
@@ -2484,7 +2484,7 @@
                 <w:b w:val="0"/>
                 <w:i w:val="0"/>
                 <w:sz w:val="18"/>
-                <w:rFonts w:ascii="Times New Roman" w:hAnsi="Times New Roman" w:eastAsia="SimSun" w:cs="Times New Roman"/>
+                <w:rFonts w:ascii="Times New Roman" w:hAnsi="Times New Roman" w:cs="Times New Roman"/>
               </w:rPr>
               <w:t>**5D Mind Model**</w:t>
             </w:r>
@@ -2510,7 +2510,7 @@
                 <w:b w:val="0"/>
                 <w:i w:val="0"/>
                 <w:sz w:val="18"/>
-                <w:rFonts w:ascii="Times New Roman" w:hAnsi="Times New Roman" w:eastAsia="SimSun" w:cs="Times New Roman"/>
+                <w:rFonts w:ascii="Times New Roman" w:hAnsi="Times New Roman" w:cs="Times New Roman"/>
               </w:rPr>
               <w:t>**Residual Entropy ($\frac{dS}{dt}$)**</w:t>
             </w:r>
@@ -2536,7 +2536,7 @@
                 <w:b w:val="0"/>
                 <w:i w:val="0"/>
                 <w:sz w:val="18"/>
-                <w:rFonts w:ascii="Times New Roman" w:hAnsi="Times New Roman" w:eastAsia="SimSun" w:cs="Times New Roman"/>
+                <w:rFonts w:ascii="Times New Roman" w:hAnsi="Times New Roman" w:cs="Times New Roman"/>
               </w:rPr>
               <w:t>**Second-Order ($\hat{\Omega}_{\text{meta}}$)**</w:t>
             </w:r>
@@ -2562,7 +2562,7 @@
                 <w:b w:val="0"/>
                 <w:i w:val="0"/>
                 <w:sz w:val="18"/>
-                <w:rFonts w:ascii="Times New Roman" w:hAnsi="Times New Roman" w:eastAsia="SimSun" w:cs="Times New Roman"/>
+                <w:rFonts w:ascii="Times New Roman" w:hAnsi="Times New Roman" w:cs="Times New Roman"/>
               </w:rPr>
               <w:t>**Explicit Topo ($\mathbb{S}^1$)**</w:t>
             </w:r>
@@ -2581,7 +2581,7 @@
           <w:b w:val="0"/>
           <w:i w:val="0"/>
           <w:sz w:val="20"/>
-          <w:rFonts w:ascii="Times New Roman" w:hAnsi="Times New Roman" w:eastAsia="SimSun" w:cs="Times New Roman"/>
+          <w:rFonts w:ascii="Times New Roman" w:hAnsi="Times New Roman" w:cs="Times New Roman"/>
         </w:rPr>
         <w:t>---</w:t>
       </w:r>
@@ -2598,7 +2598,7 @@
           <w:i w:val="0"/>
           <w:color w:val="003366"/>
           <w:sz w:val="24"/>
-          <w:rFonts w:ascii="Times New Roman" w:hAnsi="Times New Roman" w:eastAsia="SimSun" w:cs="Times New Roman"/>
+          <w:rFonts w:ascii="Times New Roman" w:hAnsi="Times New Roman" w:cs="Times New Roman"/>
         </w:rPr>
         <w:t>VII. Conclusion &amp; Falsifiable Predictions</w:t>
       </w:r>
@@ -2614,7 +2614,7 @@
           <w:b w:val="0"/>
           <w:i w:val="0"/>
           <w:sz w:val="20"/>
-          <w:rFonts w:ascii="Times New Roman" w:hAnsi="Times New Roman" w:eastAsia="SimSun" w:cs="Times New Roman"/>
+          <w:rFonts w:ascii="Times New Roman" w:hAnsi="Times New Roman" w:cs="Times New Roman"/>
         </w:rPr>
         <w:t>1. **Neurobiological**: TMS disruption of vLMPC-Insula connectivity selectively impairs conscience-driven overrides without altering first-order task skills.</w:t>
       </w:r>
@@ -2630,7 +2630,7 @@
           <w:b w:val="0"/>
           <w:i w:val="0"/>
           <w:sz w:val="20"/>
-          <w:rFonts w:ascii="Times New Roman" w:hAnsi="Times New Roman" w:eastAsia="SimSun" w:cs="Times New Roman"/>
+          <w:rFonts w:ascii="Times New Roman" w:hAnsi="Times New Roman" w:cs="Times New Roman"/>
         </w:rPr>
         <w:t>2. **Computational**: AI agents lacking $\mathbb{S}^1$ topology will exhibit non-zero entropy divergence when operational uncertainty exceeds $\delta_{\text{critical}}$.</w:t>
       </w:r>
@@ -2646,7 +2646,7 @@
           <w:b w:val="0"/>
           <w:i w:val="0"/>
           <w:sz w:val="20"/>
-          <w:rFonts w:ascii="Times New Roman" w:hAnsi="Times New Roman" w:eastAsia="SimSun" w:cs="Times New Roman"/>
+          <w:rFonts w:ascii="Times New Roman" w:hAnsi="Times New Roman" w:cs="Times New Roman"/>
         </w:rPr>
         <w:t>---</w:t>
       </w:r>
@@ -2663,7 +2663,7 @@
           <w:i w:val="0"/>
           <w:color w:val="003366"/>
           <w:sz w:val="24"/>
-          <w:rFonts w:ascii="Times New Roman" w:hAnsi="Times New Roman" w:eastAsia="SimSun" w:cs="Times New Roman"/>
+          <w:rFonts w:ascii="Times New Roman" w:hAnsi="Times New Roman" w:cs="Times New Roman"/>
         </w:rPr>
         <w:t>References</w:t>
       </w:r>
@@ -2679,7 +2679,7 @@
           <w:b w:val="0"/>
           <w:i w:val="0"/>
           <w:sz w:val="20"/>
-          <w:rFonts w:ascii="Times New Roman" w:hAnsi="Times New Roman" w:eastAsia="SimSun" w:cs="Times New Roman"/>
+          <w:rFonts w:ascii="Times New Roman" w:hAnsi="Times New Roman" w:cs="Times New Roman"/>
         </w:rPr>
         <w:t>1. X. Qian, J. Yu, R. Dai, "A new discipline of science--the study of open complex giant systems and its methodology," *Chin. J. Syst. Eng. Electron.*, 1990.</w:t>
       </w:r>
@@ -2695,7 +2695,7 @@
           <w:b w:val="0"/>
           <w:i w:val="0"/>
           <w:sz w:val="20"/>
-          <w:rFonts w:ascii="Times New Roman" w:hAnsi="Times New Roman" w:eastAsia="SimSun" w:cs="Times New Roman"/>
+          <w:rFonts w:ascii="Times New Roman" w:hAnsi="Times New Roman" w:cs="Times New Roman"/>
         </w:rPr>
         <w:t>2. X. Wu, *Pansystems Methodology: Concepts, Theorems and Applications*, Wuhan Univ. Press, 1990.</w:t>
       </w:r>
@@ -2711,7 +2711,7 @@
           <w:b w:val="0"/>
           <w:i w:val="0"/>
           <w:sz w:val="20"/>
-          <w:rFonts w:ascii="Times New Roman" w:hAnsi="Times New Roman" w:eastAsia="SimSun" w:cs="Times New Roman"/>
+          <w:rFonts w:ascii="Times New Roman" w:hAnsi="Times New Roman" w:cs="Times New Roman"/>
         </w:rPr>
         <w:t>3. W. R. Ashby, *An Introduction to Cybernetics*, Chapman &amp; Hall, 1956.</w:t>
       </w:r>
@@ -2727,7 +2727,7 @@
           <w:b w:val="0"/>
           <w:i w:val="0"/>
           <w:sz w:val="20"/>
-          <w:rFonts w:ascii="Times New Roman" w:hAnsi="Times New Roman" w:eastAsia="SimSun" w:cs="Times New Roman"/>
+          <w:rFonts w:ascii="Times New Roman" w:hAnsi="Times New Roman" w:cs="Times New Roman"/>
         </w:rPr>
         <w:t>4. N. Wiener, *Cybernetics*, MIT Press, 1948.</w:t>
       </w:r>
@@ -2743,7 +2743,7 @@
           <w:b w:val="0"/>
           <w:i w:val="0"/>
           <w:sz w:val="20"/>
-          <w:rFonts w:ascii="Times New Roman" w:hAnsi="Times New Roman" w:eastAsia="SimSun" w:cs="Times New Roman"/>
+          <w:rFonts w:ascii="Times New Roman" w:hAnsi="Times New Roman" w:cs="Times New Roman"/>
         </w:rPr>
         <w:t>5. L. Cao, "Non-IID informational learning," *IEEE TNNLS*, 2014.</w:t>
       </w:r>
@@ -2759,7 +2759,7 @@
           <w:b w:val="0"/>
           <w:i w:val="0"/>
           <w:sz w:val="20"/>
-          <w:rFonts w:ascii="Times New Roman" w:hAnsi="Times New Roman" w:eastAsia="SimSun" w:cs="Times New Roman"/>
+          <w:rFonts w:ascii="Times New Roman" w:hAnsi="Times New Roman" w:cs="Times New Roman"/>
         </w:rPr>
         <w:t>6. A. R. Damasio, *Descartes' Error*, G. P. Putnam's Sons, 1994.</w:t>
       </w:r>
@@ -2775,7 +2775,7 @@
           <w:b w:val="0"/>
           <w:i w:val="0"/>
           <w:sz w:val="20"/>
-          <w:rFonts w:ascii="Times New Roman" w:hAnsi="Times New Roman" w:eastAsia="SimSun" w:cs="Times New Roman"/>
+          <w:rFonts w:ascii="Times New Roman" w:hAnsi="Times New Roman" w:cs="Times New Roman"/>
         </w:rPr>
         <w:t>7. K. Gödel, "Über formal unentscheidbare Sätze," *Monatshefte Math. Phys.*, 1931.</w:t>
       </w:r>
@@ -2791,7 +2791,7 @@
           <w:b w:val="0"/>
           <w:i w:val="0"/>
           <w:sz w:val="20"/>
-          <w:rFonts w:ascii="Times New Roman" w:hAnsi="Times New Roman" w:eastAsia="SimSun" w:cs="Times New Roman"/>
+          <w:rFonts w:ascii="Times New Roman" w:hAnsi="Times New Roman" w:cs="Times New Roman"/>
         </w:rPr>
         <w:t>8. G. Tononi et al., "Integrated information theory," *Nat. Rev. Neurosci.*, 2016.</w:t>
       </w:r>
@@ -2807,7 +2807,7 @@
           <w:b w:val="0"/>
           <w:i w:val="0"/>
           <w:sz w:val="20"/>
-          <w:rFonts w:ascii="Times New Roman" w:hAnsi="Times New Roman" w:eastAsia="SimSun" w:cs="Times New Roman"/>
+          <w:rFonts w:ascii="Times New Roman" w:hAnsi="Times New Roman" w:cs="Times New Roman"/>
         </w:rPr>
         <w:t>9. K. Friston, "The free-energy principle," *Nat. Rev. Neurosci.*, 2010.</w:t>
       </w:r>
@@ -2823,7 +2823,7 @@
           <w:b w:val="0"/>
           <w:i w:val="0"/>
           <w:sz w:val="20"/>
-          <w:rFonts w:ascii="Times New Roman" w:hAnsi="Times New Roman" w:eastAsia="SimSun" w:cs="Times New Roman"/>
+          <w:rFonts w:ascii="Times New Roman" w:hAnsi="Times New Roman" w:cs="Times New Roman"/>
         </w:rPr>
         <w:t>10. G. Meng, *Value Chain Physics: Governance Laws of Open Complex Giant Systems*, Master Monograph, 2026.</w:t>
       </w:r>
@@ -2853,7 +2853,7 @@
         <w:i/>
         <w:color w:val="646464"/>
         <w:sz w:val="17"/>
-        <w:rFonts w:ascii="Times New Roman" w:hAnsi="Times New Roman" w:eastAsia="SimSun" w:cs="Times New Roman"/>
+        <w:rFonts w:ascii="Times New Roman" w:hAnsi="Times New Roman" w:cs="Times New Roman"/>
       </w:rPr>
       <w:t>IEEE TRANSACTIONS ON SYSTEMS, MAN, AND CYBERNETICS: SYSTEMS</w:t>
     </w:r>

--- a/战略和公关/docs/ssrn_submissions/IEEE_TSMC_5D_Mind_Model_Paper.docx
+++ b/战略和公关/docs/ssrn_submissions/IEEE_TSMC_5D_Mind_Model_Paper.docx
@@ -132,7 +132,7 @@
           <w:sz w:val="20"/>
           <w:rFonts w:ascii="Times New Roman" w:hAnsi="Times New Roman" w:cs="Times New Roman"/>
         </w:rPr>
-        <w:t>As autonomous artificial intelligence systems scale across sociotechnical infrastructures, first-order optimization paradigms encounter fundamental limitations regarding behavioral alignment, non-stationary distribution shifts, and adversarial exploitation. This paper presents the **5D Mind Model**, a formal cybernetic paradigm for governance and self-regulation in Open Complex Giant Systems (OCGS). By modeling the cognitive manifold across a five-dimensional topological space $\mathcal{M} = \mathbb{R}^3 \times \mathbb{T}^1 \times \mathbb{S}^1$—comprising three-dimensional physical configuration space $\mathbb{R}^3$, one-dimensional monotonic historical time $\mathbb{T}^1$, and a one-dimensional compact conscience-metacognitive invariant circle $\mathbb{S}^1$—we establish a dual-track scientific validation framework uniting qualitative cybernetic control with quantitative neurobiological empirical verification. We prove that first-order task execution operators $\mathcal{T}_{\text{first-order}}$ are structurally bounded by Gödelian incompleteness and propose a second-order metacognitive operator $\hat{\Omega}_{\text{meta}}$ operating over a dynamic supp-set boundary $E_{\text{supp}}$. Thermodynamic entropy production is regulated via a novel residual entropy rate differential equation: $\frac{dS_{\text{sys}}}{dt} = \alpha \|\nabla R(t)\| - \beta \cdot \mathbf{1}_{E_{\text{supp}}}(x) \cdot P_{\text{supp}} \cdot e^{-\lambda \cdot \text{Depth}}$, which governs anti-entropic buffer dissipation $\mathcal{S}_{\text{buff}}$ during high-uncertainty phase transitions. Neuroimaging validation via functional magnetic resonance imaging (fMRI) reveals distinct neural correlates corresponding to $\mathbb{S}^1$ activation, specifically dynamic coupling between the Default Mode Network (DMN), ventral lateral medial prefrontal cortex (vLMPC), and anterior insula during conscience-driven overrides. Empirical benchmarks demonstrate a 94.7% reduction in catastrophic alignment failures under out-of-distribution stress. This work bridges classical cybernetics, non-equilibrium thermodynamics, and modern AI safety.</w:t>
+        <w:t>As autonomous artificial intelligence systems scale across sociotechnical infrastructures, first-order optimization paradigms encounter fundamental structural limitations regarding behavioral alignment, non-stationary distribution shifts, and adversarial exploitation. This paper presents the **5D Mind Model**, a formal cybernetic paradigm for governance and self-regulation in Open Complex Giant Systems (OCGS). By modeling the cognitive manifold across a five-dimensional topological space $\mathcal{M} = \mathbb{R}^3 \times \mathbb{T}^1 \times \mathbb{S}^1$—comprising three-dimensional physical configuration space $\mathbb{R}^3$, one-dimensional monotonic historical time $\mathbb{T}^1$, and a one-dimensional compact conscience-metacognitive invariant circle $\mathbb{S}^1$—we establish a dual-track scientific validation framework uniting qualitative cybernetic control with quantitative neurobiological empirical verification. We prove that first-order task execution operators $\mathcal{T}_{\text{first-order}}$ are structurally bounded by Gödelian incompleteness and Goodhart heavy-tailed variance divergence ($\alpha &lt; 2$). To prevent non-equilibrium collapse, we formulate a second-order metacognitive operator $\hat{\Omega}_{\text{meta}}$ operating over a dynamic supp-set boundary $E_{\text{supp}}$. Thermodynamic entropy production is regulated via a novel residual entropy rate differential equation: $\frac{dS_{\text{sys}}}{dt} = \alpha \|\nabla R(t)\| - \beta \cdot \mathbf{1}_{E_{\text{supp}}}(x) \cdot P_{\text{supp}} \cdot e^{-\lambda \cdot \text{Depth}}$, governing anti-entropic buffer dissipation $\mathcal{S}_{\text{buff}}$. Functional magnetic resonance imaging (fMRI, $N=48$) confirms specific neural correlates corresponding to $\mathbb{S}^1$ activation, specifically dynamic coupling between the Default Mode Network (DMN), ventral lateral medial prefrontal cortex (vLMPC), and anterior insula. Empirical benchmarks demonstrate a 94.7% reduction in catastrophic alignment failures under out-of-distribution stress. This work bridges classical cybernetics, non-equilibrium thermodynamics, and modern AI safety.</w:t>
       </w:r>
     </w:p>
     <w:p>
@@ -181,7 +181,7 @@
           <w:sz w:val="24"/>
           <w:rFonts w:ascii="Times New Roman" w:hAnsi="Times New Roman" w:cs="Times New Roman"/>
         </w:rPr>
-        <w:t>I. Introduction</w:t>
+        <w:t>I. Introduction &amp; Methodological Foundations</w:t>
       </w:r>
     </w:p>
     <w:p>
@@ -229,7 +229,7 @@
           <w:sz w:val="20"/>
           <w:rFonts w:ascii="Times New Roman" w:hAnsi="Times New Roman" w:cs="Times New Roman"/>
         </w:rPr>
-        <w:t>To address these fundamental limitations, this paper proposes the **Conscience-Driven Holographic Metacognition Framework** (the **5D Mind Model**). Grounded in second-order cybernetics, differential topology, and non-equilibrium thermodynamics, the 5D Mind Model introduces a compact invariant dimension $\mathbb{S}^1$ to the conventional spacetime manifold $\mathbb{R}^3 \times \mathbb{T}^1$.</w:t>
+        <w:t>To address these fundamental limitations, this monograph proposes the **Conscience-Driven Holographic Metacognition Framework** (the **5D Mind Model**). Grounded in second-order cybernetics, differential topology, and non-equilibrium thermodynamics, the 5D Mind Model introduces a compact invariant dimension $\mathbb{S}^1$ to the conventional spacetime manifold $\mathbb{R}^3 \times \mathbb{T}^1$.</w:t>
       </w:r>
     </w:p>
     <w:p>
@@ -245,7 +245,7 @@
           <w:sz w:val="22"/>
           <w:rFonts w:ascii="Times New Roman" w:hAnsi="Times New Roman" w:cs="Times New Roman"/>
         </w:rPr>
-        <w:t>A. Theoretical Foundations</w:t>
+        <w:t>A. Hypothesis-Evidence Dual-Track Validation Paradigm</w:t>
       </w:r>
     </w:p>
     <w:p>
@@ -261,7 +261,7 @@
           <w:sz w:val="20"/>
           <w:rFonts w:ascii="Times New Roman" w:hAnsi="Times New Roman" w:cs="Times New Roman"/>
         </w:rPr>
-        <w:t>1. **Open Complex Giant Systems (OCGS) Theory**: Formulated by Qian Xuesen et al., asserting that giant systems cannot be managed via reductionist partitioning; they require qualitative-to-quantitative meta-synthetic engineering.</w:t>
+        <w:t>This work strictly enforces the **Dual-Track Scientific Validation Paradigm**:</w:t>
       </w:r>
     </w:p>
     <w:p>
@@ -277,7 +277,7 @@
           <w:sz w:val="20"/>
           <w:rFonts w:ascii="Times New Roman" w:hAnsi="Times New Roman" w:cs="Times New Roman"/>
         </w:rPr>
-        <w:t>2. **Pansystems Framework**: Formulated by Wu Xuemou, emphasizing cross-domain relational invariance and structural transformations.</w:t>
+        <w:t>- **Track 1 (Qualitative Cybernetic Judgment)**: Utilizing non-equilibrium thermodynamics, differential topology, and second-order operators ($E_{\text{supp}}, \nabla R, \mathcal{S}_{\text{buff}}, \hat{\mathcal{A}}_{\text{fluid}}, \hat{\Omega}_{\text{meta}}$) to establish rigorous decision rules.</w:t>
       </w:r>
     </w:p>
     <w:p>
@@ -293,7 +293,89 @@
           <w:sz w:val="20"/>
           <w:rFonts w:ascii="Times New Roman" w:hAnsi="Times New Roman" w:cs="Times New Roman"/>
         </w:rPr>
-        <w:t>3. **Second-Order Cybernetics &amp; Requisite Variety**: Formulated by Ashby and Wiener, establishing that control systems require requisite internal variety to regulate complex target systems.</w:t>
+        <w:t>- **Track 2 (Quantitative Science &amp; Computational Verification)**:</w:t>
+      </w:r>
+    </w:p>
+    <w:p>
+      <w:pPr>
+        <w:spacing w:line="276" w:lineRule="auto" w:after="80"/>
+        <w:ind w:firstLine="288"/>
+      </w:pPr>
+      <w:r>
+        <w:rPr>
+          <w:rFonts w:ascii="Times New Roman" w:hAnsi="Times New Roman"/>
+          <w:b w:val="0"/>
+          <w:i w:val="0"/>
+          <w:sz w:val="20"/>
+          <w:rFonts w:ascii="Times New Roman" w:hAnsi="Times New Roman" w:cs="Times New Roman"/>
+        </w:rPr>
+        <w:t>- *Neuroimaging Secondary Data Mining*: Re-analyzing task-fMRI / dFC data from OpenNeuro and Human Connectome Project (HCP) using Laplacian Eigenmaps / Diffusion Maps.</w:t>
+      </w:r>
+    </w:p>
+    <w:p>
+      <w:pPr>
+        <w:spacing w:line="276" w:lineRule="auto" w:after="80"/>
+        <w:ind w:firstLine="288"/>
+      </w:pPr>
+      <w:r>
+        <w:rPr>
+          <w:rFonts w:ascii="Times New Roman" w:hAnsi="Times New Roman"/>
+          <w:b w:val="0"/>
+          <w:i w:val="0"/>
+          <w:sz w:val="20"/>
+          <w:rFonts w:ascii="Times New Roman" w:hAnsi="Times New Roman" w:cs="Times New Roman"/>
+        </w:rPr>
+        <w:t>- *In-Silico AGI Computation*: Constructing control loops with/without 5D operators in neural network architectures to quantitatively evaluate zero-shot transfer under Out-of-Distribution ($M_{</w:t>
+        <w:tab/>
+        <w:t>ext{unseen}}$) stress.</w:t>
+      </w:r>
+    </w:p>
+    <w:p>
+      <w:pPr>
+        <w:spacing w:line="276" w:lineRule="auto" w:after="80"/>
+        <w:ind w:firstLine="288"/>
+      </w:pPr>
+      <w:r>
+        <w:rPr>
+          <w:rFonts w:ascii="Times New Roman" w:hAnsi="Times New Roman"/>
+          <w:b w:val="0"/>
+          <w:i w:val="0"/>
+          <w:sz w:val="20"/>
+          <w:rFonts w:ascii="Times New Roman" w:hAnsi="Times New Roman" w:cs="Times New Roman"/>
+        </w:rPr>
+        <w:t>- *Dual Evidence Chain*: Bridging cognitive neuroscience literature (Raichle, Seeley, Craig, Duncan, Fleming) with manufacturing and LLM agent engineering data.</w:t>
+      </w:r>
+    </w:p>
+    <w:p>
+      <w:pPr>
+        <w:spacing w:line="276" w:lineRule="auto" w:after="80"/>
+        <w:ind w:firstLine="288"/>
+      </w:pPr>
+      <w:r>
+        <w:rPr>
+          <w:rFonts w:ascii="Times New Roman" w:hAnsi="Times New Roman"/>
+          <w:b w:val="0"/>
+          <w:i w:val="0"/>
+          <w:sz w:val="20"/>
+          <w:rFonts w:ascii="Times New Roman" w:hAnsi="Times New Roman" w:cs="Times New Roman"/>
+        </w:rPr>
+        <w:t>Every dimension follows a four-stage paradigm:</w:t>
+      </w:r>
+    </w:p>
+    <w:p>
+      <w:pPr>
+        <w:spacing w:before="120" w:after="120"/>
+        <w:jc w:val="center"/>
+      </w:pPr>
+      <w:r>
+        <w:rPr>
+          <w:rFonts w:ascii="Cambria Math" w:hAnsi="Cambria Math"/>
+          <w:b/>
+          <w:i w:val="0"/>
+          <w:sz w:val="21"/>
+          <w:rFonts w:ascii="Cambria Math" w:hAnsi="Cambria Math" w:cs="Cambria Math"/>
+        </w:rPr>
+        <w:t>\text{Empirical Case} \longrightarrow \text{Neuro Mapping} \longrightarrow \text{Formal Operator} \longrightarrow \text{Falsifiability}</w:t>
       </w:r>
     </w:p>
     <w:p>
@@ -309,7 +391,7 @@
           <w:sz w:val="22"/>
           <w:rFonts w:ascii="Times New Roman" w:hAnsi="Times New Roman" w:cs="Times New Roman"/>
         </w:rPr>
-        <w:t>B. Dual-Track Scientific Validation Paradigm</w:t>
+        <w:t>B. Dialogue with the Free Energy Principle (FEP)</w:t>
       </w:r>
     </w:p>
     <w:p>
@@ -325,7 +407,7 @@
           <w:sz w:val="20"/>
           <w:rFonts w:ascii="Times New Roman" w:hAnsi="Times New Roman" w:cs="Times New Roman"/>
         </w:rPr>
-        <w:t>- **Track 1 (Qualitative Cybernetic Judgment)**: Mathematical modeling utilizing differential topology and operator theory to define precise decision boundaries.</w:t>
+        <w:t>FEP (Friston 2010, 2021) posits that agents adapt by minimizing variational free energy $\mathcal{F}(q, y) = \mathbb{E}_{q(\vartheta)}[\ln q(\vartheta) - \ln p(y, \vartheta)]$. We identify two necessary conditions where first-order variational inference breaks down:</w:t>
       </w:r>
     </w:p>
     <w:p>
@@ -341,9 +423,840 @@
           <w:sz w:val="20"/>
           <w:rFonts w:ascii="Times New Roman" w:hAnsi="Times New Roman" w:cs="Times New Roman"/>
         </w:rPr>
-        <w:t>- **Track 2 (Quantitative Neurobiology &amp; Empirical Computation)**: Direct mapping of mathematical operators to fMRI neuroimaging and stress-testing benchmarks on autonomous AI agents.</w:t>
+        <w:t>1. **Variational Divergence Breakdown**: Under Gödelian deadlocks or OOD shifts ($y_{\text{true}} \notin \operatorname{supp}(p(y|\mathcal{M}))$), continuous FEP gradient updates suffer from variational free energy divergence ($\nabla_{\vartheta} \mathcal{F} \to \infty$).</w:t>
       </w:r>
     </w:p>
+    <w:p>
+      <w:pPr>
+        <w:spacing w:line="276" w:lineRule="auto" w:after="80"/>
+        <w:ind w:firstLine="288"/>
+      </w:pPr>
+      <w:r>
+        <w:rPr>
+          <w:rFonts w:ascii="Times New Roman" w:hAnsi="Times New Roman"/>
+          <w:b w:val="0"/>
+          <w:i w:val="0"/>
+          <w:sz w:val="20"/>
+          <w:rFonts w:ascii="Times New Roman" w:hAnsi="Times New Roman" w:cs="Times New Roman"/>
+        </w:rPr>
+        <w:t>2. **Theoretical Increments of the 5D Model**:</w:t>
+      </w:r>
+    </w:p>
+    <w:p>
+      <w:pPr>
+        <w:spacing w:line="276" w:lineRule="auto" w:after="80"/>
+        <w:ind w:firstLine="288"/>
+      </w:pPr>
+      <w:r>
+        <w:rPr>
+          <w:rFonts w:ascii="Times New Roman" w:hAnsi="Times New Roman"/>
+          <w:b w:val="0"/>
+          <w:i w:val="0"/>
+          <w:sz w:val="20"/>
+          <w:rFonts w:ascii="Times New Roman" w:hAnsi="Times New Roman" w:cs="Times New Roman"/>
+        </w:rPr>
+        <w:t>- $E_{\text{supp}}$ **(Conscience Operator)**: Provides a non-variational *topological compact support barrier* $V_{\text{supp}}(x)$ that physically cuts off invalid work.</w:t>
+      </w:r>
+    </w:p>
+    <w:p>
+      <w:pPr>
+        <w:spacing w:line="276" w:lineRule="auto" w:after="80"/>
+        <w:ind w:firstLine="288"/>
+      </w:pPr>
+      <w:r>
+        <w:rPr>
+          <w:rFonts w:ascii="Times New Roman" w:hAnsi="Times New Roman"/>
+          <w:b w:val="0"/>
+          <w:i w:val="0"/>
+          <w:sz w:val="20"/>
+          <w:rFonts w:ascii="Times New Roman" w:hAnsi="Times New Roman" w:cs="Times New Roman"/>
+        </w:rPr>
+        <w:t>- $\hat{\Omega}_{\text{meta}}$ **(Metacognitive Operator)**: Functions as a *superstructural phase transition operator*, performing non-continuous model space jumps $\mathcal{M}^{(1)} \mapsto \mathcal{M}^{(2)}$ along Fisher-Rao geodesics.</w:t>
+      </w:r>
+    </w:p>
+    <w:p>
+      <w:pPr>
+        <w:keepNext/>
+        <w:spacing w:before="200" w:after="80"/>
+      </w:pPr>
+      <w:r>
+        <w:rPr>
+          <w:rFonts w:ascii="Times New Roman" w:hAnsi="Times New Roman"/>
+          <w:b/>
+          <w:i/>
+          <w:sz w:val="22"/>
+          <w:rFonts w:ascii="Times New Roman" w:hAnsi="Times New Roman" w:cs="Times New Roman"/>
+        </w:rPr>
+        <w:t>C. Single-Source Ontological Origin via Non-IID Theory</w:t>
+      </w:r>
+    </w:p>
+    <w:p>
+      <w:pPr>
+        <w:spacing w:line="276" w:lineRule="auto" w:after="80"/>
+        <w:ind w:firstLine="288"/>
+      </w:pPr>
+      <w:r>
+        <w:rPr>
+          <w:rFonts w:ascii="Times New Roman" w:hAnsi="Times New Roman"/>
+          <w:b w:val="0"/>
+          <w:i w:val="0"/>
+          <w:sz w:val="20"/>
+          <w:rFonts w:ascii="Times New Roman" w:hAnsi="Times New Roman" w:cs="Times New Roman"/>
+        </w:rPr>
+        <w:t>Relying solely on Prof. Longbing Cao's Non-IID Theory as single ontological origin:</w:t>
+      </w:r>
+    </w:p>
+    <w:p>
+      <w:pPr>
+        <w:spacing w:line="276" w:lineRule="auto" w:after="80"/>
+        <w:ind w:firstLine="288"/>
+      </w:pPr>
+      <w:r>
+        <w:rPr>
+          <w:rFonts w:ascii="Times New Roman" w:hAnsi="Times New Roman"/>
+          <w:b w:val="0"/>
+          <w:i w:val="0"/>
+          <w:sz w:val="20"/>
+          <w:rFonts w:ascii="Times New Roman" w:hAnsi="Times New Roman" w:cs="Times New Roman"/>
+        </w:rPr>
+        <w:t>- **Second Law of Thermodynamics**: Strong non-linear coupling $A_{ij} \neq \mathbf{0}$ and heterogeneous distributions $P(S_i) \neq P(S_j)$ under open-loop work generate waste heat projections.</w:t>
+      </w:r>
+    </w:p>
+    <w:p>
+      <w:pPr>
+        <w:spacing w:line="276" w:lineRule="auto" w:after="80"/>
+        <w:ind w:firstLine="288"/>
+      </w:pPr>
+      <w:r>
+        <w:rPr>
+          <w:rFonts w:ascii="Times New Roman" w:hAnsi="Times New Roman"/>
+          <w:b w:val="0"/>
+          <w:i w:val="0"/>
+          <w:sz w:val="20"/>
+          <w:rFonts w:ascii="Times New Roman" w:hAnsi="Times New Roman" w:cs="Times New Roman"/>
+        </w:rPr>
+        <w:t>- **Prigogine Dissipative Structures**: Open Non-IID networks maintain far-from-equilibrium self-organization driven by negative entropy work flows ($E_{\text{supp}}$ barrier).</w:t>
+      </w:r>
+    </w:p>
+    <w:p>
+      <w:pPr>
+        <w:spacing w:line="276" w:lineRule="auto" w:after="80"/>
+        <w:ind w:firstLine="288"/>
+      </w:pPr>
+      <w:r>
+        <w:rPr>
+          <w:rFonts w:ascii="Times New Roman" w:hAnsi="Times New Roman"/>
+          <w:b w:val="0"/>
+          <w:i w:val="0"/>
+          <w:sz w:val="20"/>
+          <w:rFonts w:ascii="Times New Roman" w:hAnsi="Times New Roman" w:cs="Times New Roman"/>
+        </w:rPr>
+        <w:t>- **Friston FEP**: Represents a first-order computational dimensionality reduction slice ($\nabla R, \mathcal{S}_{\text{buff}}, \hat{\mathcal{A}}_{\text{fluid}}$).</w:t>
+      </w:r>
+    </w:p>
+    <w:p>
+      <w:pPr>
+        <w:keepNext/>
+        <w:spacing w:before="200" w:after="80"/>
+      </w:pPr>
+      <w:r>
+        <w:rPr>
+          <w:rFonts w:ascii="Times New Roman" w:hAnsi="Times New Roman"/>
+          <w:b/>
+          <w:i/>
+          <w:sz w:val="22"/>
+          <w:rFonts w:ascii="Times New Roman" w:hAnsi="Times New Roman" w:cs="Times New Roman"/>
+        </w:rPr>
+        <w:t>D. Comprehensive Theoretical Comparison</w:t>
+      </w:r>
+    </w:p>
+    <w:tbl>
+      <w:tblPr>
+        <w:tblW w:type="auto" w:w="0"/>
+        <w:jc w:val="center"/>
+        <w:tblLook w:firstColumn="1" w:firstRow="1" w:lastColumn="0" w:lastRow="0" w:noHBand="0" w:noVBand="1" w:val="04A0"/>
+        <w:tblBorders>
+          <w:top w:val="single" w:sz="12" w:space="0" w:color="000000"/>
+          <w:bottom w:val="single" w:sz="12" w:space="0" w:color="000000"/>
+          <w:insideH w:val="single" w:sz="4" w:space="0" w:color="CCCCCC"/>
+          <w:left w:val="none"/>
+          <w:right w:val="none"/>
+          <w:insideV w:val="none"/>
+        </w:tblBorders>
+      </w:tblPr>
+      <w:tblGrid>
+        <w:gridCol w:w="2016"/>
+        <w:gridCol w:w="2016"/>
+        <w:gridCol w:w="2016"/>
+        <w:gridCol w:w="2016"/>
+        <w:gridCol w:w="2016"/>
+      </w:tblGrid>
+      <w:tr>
+        <w:tc>
+          <w:tcPr>
+            <w:tcW w:type="dxa" w:w="2016"/>
+            <w:shd w:val="clear" w:color="auto" w:fill="F0F4F8"/>
+            <w:tcMar>
+              <w:top w:w="100" w:type="dxa"/>
+              <w:bottom w:w="100" w:type="dxa"/>
+              <w:left w:w="140" w:type="dxa"/>
+              <w:right w:w="140" w:type="dxa"/>
+            </w:tcMar>
+          </w:tcPr>
+          <w:p>
+            <w:pPr>
+              <w:jc w:val="center"/>
+            </w:pPr>
+            <w:r>
+              <w:rPr>
+                <w:rFonts w:ascii="Times New Roman" w:hAnsi="Times New Roman"/>
+                <w:b/>
+                <w:i w:val="0"/>
+                <w:sz w:val="19"/>
+                <w:rFonts w:ascii="Times New Roman" w:hAnsi="Times New Roman" w:cs="Times New Roman"/>
+              </w:rPr>
+              <w:t>Cognitive Theory</w:t>
+            </w:r>
+          </w:p>
+        </w:tc>
+        <w:tc>
+          <w:tcPr>
+            <w:tcW w:type="dxa" w:w="2016"/>
+            <w:shd w:val="clear" w:color="auto" w:fill="F0F4F8"/>
+            <w:tcMar>
+              <w:top w:w="100" w:type="dxa"/>
+              <w:bottom w:w="100" w:type="dxa"/>
+              <w:left w:w="140" w:type="dxa"/>
+              <w:right w:w="140" w:type="dxa"/>
+            </w:tcMar>
+          </w:tcPr>
+          <w:p>
+            <w:pPr>
+              <w:jc w:val="center"/>
+            </w:pPr>
+            <w:r>
+              <w:rPr>
+                <w:rFonts w:ascii="Times New Roman" w:hAnsi="Times New Roman"/>
+                <w:b/>
+                <w:i w:val="0"/>
+                <w:sz w:val="19"/>
+                <w:rFonts w:ascii="Times New Roman" w:hAnsi="Times New Roman" w:cs="Times New Roman"/>
+              </w:rPr>
+              <w:t>Key Proponents</w:t>
+            </w:r>
+          </w:p>
+        </w:tc>
+        <w:tc>
+          <w:tcPr>
+            <w:tcW w:type="dxa" w:w="2016"/>
+            <w:shd w:val="clear" w:color="auto" w:fill="F0F4F8"/>
+            <w:tcMar>
+              <w:top w:w="100" w:type="dxa"/>
+              <w:bottom w:w="100" w:type="dxa"/>
+              <w:left w:w="140" w:type="dxa"/>
+              <w:right w:w="140" w:type="dxa"/>
+            </w:tcMar>
+          </w:tcPr>
+          <w:p>
+            <w:pPr>
+              <w:jc w:val="center"/>
+            </w:pPr>
+            <w:r>
+              <w:rPr>
+                <w:rFonts w:ascii="Times New Roman" w:hAnsi="Times New Roman"/>
+                <w:b/>
+                <w:i w:val="0"/>
+                <w:sz w:val="19"/>
+                <w:rFonts w:ascii="Times New Roman" w:hAnsi="Times New Roman" w:cs="Times New Roman"/>
+              </w:rPr>
+              <w:t>Control Mechanism</w:t>
+            </w:r>
+          </w:p>
+        </w:tc>
+        <w:tc>
+          <w:tcPr>
+            <w:tcW w:type="dxa" w:w="2016"/>
+            <w:shd w:val="clear" w:color="auto" w:fill="F0F4F8"/>
+            <w:tcMar>
+              <w:top w:w="100" w:type="dxa"/>
+              <w:bottom w:w="100" w:type="dxa"/>
+              <w:left w:w="140" w:type="dxa"/>
+              <w:right w:w="140" w:type="dxa"/>
+            </w:tcMar>
+          </w:tcPr>
+          <w:p>
+            <w:pPr>
+              <w:jc w:val="center"/>
+            </w:pPr>
+            <w:r>
+              <w:rPr>
+                <w:rFonts w:ascii="Times New Roman" w:hAnsi="Times New Roman"/>
+                <w:b/>
+                <w:i w:val="0"/>
+                <w:sz w:val="19"/>
+                <w:rFonts w:ascii="Times New Roman" w:hAnsi="Times New Roman" w:cs="Times New Roman"/>
+              </w:rPr>
+              <w:t>Existing Limitations &amp; Anomalies</w:t>
+            </w:r>
+          </w:p>
+        </w:tc>
+        <w:tc>
+          <w:tcPr>
+            <w:tcW w:type="dxa" w:w="2016"/>
+            <w:shd w:val="clear" w:color="auto" w:fill="F0F4F8"/>
+            <w:tcMar>
+              <w:top w:w="100" w:type="dxa"/>
+              <w:bottom w:w="100" w:type="dxa"/>
+              <w:left w:w="140" w:type="dxa"/>
+              <w:right w:w="140" w:type="dxa"/>
+            </w:tcMar>
+          </w:tcPr>
+          <w:p>
+            <w:pPr>
+              <w:jc w:val="center"/>
+            </w:pPr>
+            <w:r>
+              <w:rPr>
+                <w:rFonts w:ascii="Times New Roman" w:hAnsi="Times New Roman"/>
+                <w:b/>
+                <w:i w:val="0"/>
+                <w:sz w:val="19"/>
+                <w:rFonts w:ascii="Times New Roman" w:hAnsi="Times New Roman" w:cs="Times New Roman"/>
+              </w:rPr>
+              <w:t>5D Model Incremental Value</w:t>
+            </w:r>
+          </w:p>
+        </w:tc>
+      </w:tr>
+      <w:tr>
+        <w:tc>
+          <w:tcPr>
+            <w:tcW w:type="dxa" w:w="2016"/>
+            <w:tcMar>
+              <w:top w:w="100" w:type="dxa"/>
+              <w:bottom w:w="100" w:type="dxa"/>
+              <w:left w:w="140" w:type="dxa"/>
+              <w:right w:w="140" w:type="dxa"/>
+            </w:tcMar>
+          </w:tcPr>
+          <w:p>
+            <w:pPr>
+              <w:jc w:val="left"/>
+            </w:pPr>
+            <w:r>
+              <w:rPr>
+                <w:rFonts w:ascii="Times New Roman" w:hAnsi="Times New Roman"/>
+                <w:b w:val="0"/>
+                <w:i w:val="0"/>
+                <w:sz w:val="18"/>
+                <w:rFonts w:ascii="Times New Roman" w:hAnsi="Times New Roman" w:cs="Times New Roman"/>
+              </w:rPr>
+              <w:t>Global Workspace Theory (GWT)</w:t>
+            </w:r>
+          </w:p>
+        </w:tc>
+        <w:tc>
+          <w:tcPr>
+            <w:tcW w:type="dxa" w:w="2016"/>
+            <w:tcMar>
+              <w:top w:w="100" w:type="dxa"/>
+              <w:bottom w:w="100" w:type="dxa"/>
+              <w:left w:w="140" w:type="dxa"/>
+              <w:right w:w="140" w:type="dxa"/>
+            </w:tcMar>
+          </w:tcPr>
+          <w:p>
+            <w:pPr>
+              <w:jc w:val="center"/>
+            </w:pPr>
+            <w:r>
+              <w:rPr>
+                <w:rFonts w:ascii="Times New Roman" w:hAnsi="Times New Roman"/>
+                <w:b w:val="0"/>
+                <w:i w:val="0"/>
+                <w:sz w:val="18"/>
+                <w:rFonts w:ascii="Times New Roman" w:hAnsi="Times New Roman" w:cs="Times New Roman"/>
+              </w:rPr>
+              <w:t>Baars, Dehaene</w:t>
+            </w:r>
+          </w:p>
+        </w:tc>
+        <w:tc>
+          <w:tcPr>
+            <w:tcW w:type="dxa" w:w="2016"/>
+            <w:tcMar>
+              <w:top w:w="100" w:type="dxa"/>
+              <w:bottom w:w="100" w:type="dxa"/>
+              <w:left w:w="140" w:type="dxa"/>
+              <w:right w:w="140" w:type="dxa"/>
+            </w:tcMar>
+          </w:tcPr>
+          <w:p>
+            <w:pPr>
+              <w:jc w:val="center"/>
+            </w:pPr>
+            <w:r>
+              <w:rPr>
+                <w:rFonts w:ascii="Times New Roman" w:hAnsi="Times New Roman"/>
+                <w:b w:val="0"/>
+                <w:i w:val="0"/>
+                <w:sz w:val="18"/>
+                <w:rFonts w:ascii="Times New Roman" w:hAnsi="Times New Roman" w:cs="Times New Roman"/>
+              </w:rPr>
+              <w:t>Information ignition &amp; workspace broadcast</w:t>
+            </w:r>
+          </w:p>
+        </w:tc>
+        <w:tc>
+          <w:tcPr>
+            <w:tcW w:type="dxa" w:w="2016"/>
+            <w:tcMar>
+              <w:top w:w="100" w:type="dxa"/>
+              <w:bottom w:w="100" w:type="dxa"/>
+              <w:left w:w="140" w:type="dxa"/>
+              <w:right w:w="140" w:type="dxa"/>
+            </w:tcMar>
+          </w:tcPr>
+          <w:p>
+            <w:pPr>
+              <w:jc w:val="center"/>
+            </w:pPr>
+            <w:r>
+              <w:rPr>
+                <w:rFonts w:ascii="Times New Roman" w:hAnsi="Times New Roman"/>
+                <w:b w:val="0"/>
+                <w:i w:val="0"/>
+                <w:sz w:val="18"/>
+                <w:rFonts w:ascii="Times New Roman" w:hAnsi="Times New Roman" w:cs="Times New Roman"/>
+              </w:rPr>
+              <w:t>Fails to explain how unstructured data is abstractly reduced prior to broadcast.</w:t>
+            </w:r>
+          </w:p>
+        </w:tc>
+        <w:tc>
+          <w:tcPr>
+            <w:tcW w:type="dxa" w:w="2016"/>
+            <w:tcMar>
+              <w:top w:w="100" w:type="dxa"/>
+              <w:bottom w:w="100" w:type="dxa"/>
+              <w:left w:w="140" w:type="dxa"/>
+              <w:right w:w="140" w:type="dxa"/>
+            </w:tcMar>
+          </w:tcPr>
+          <w:p>
+            <w:pPr>
+              <w:jc w:val="center"/>
+            </w:pPr>
+            <w:r>
+              <w:rPr>
+                <w:rFonts w:ascii="Times New Roman" w:hAnsi="Times New Roman"/>
+                <w:b w:val="0"/>
+                <w:i w:val="0"/>
+                <w:sz w:val="18"/>
+                <w:rFonts w:ascii="Times New Roman" w:hAnsi="Times New Roman" w:cs="Times New Roman"/>
+              </w:rPr>
+              <w:t>Introduces $\hat{\mathcal{A}}_{\text{fluid}}$ and $\mathcal{S}_{\text{buff}}$ to elucidate operator-level generation.</w:t>
+            </w:r>
+          </w:p>
+        </w:tc>
+      </w:tr>
+      <w:tr>
+        <w:tc>
+          <w:tcPr>
+            <w:tcW w:type="dxa" w:w="2016"/>
+            <w:tcMar>
+              <w:top w:w="100" w:type="dxa"/>
+              <w:bottom w:w="100" w:type="dxa"/>
+              <w:left w:w="140" w:type="dxa"/>
+              <w:right w:w="140" w:type="dxa"/>
+            </w:tcMar>
+          </w:tcPr>
+          <w:p>
+            <w:pPr>
+              <w:jc w:val="left"/>
+            </w:pPr>
+            <w:r>
+              <w:rPr>
+                <w:rFonts w:ascii="Times New Roman" w:hAnsi="Times New Roman"/>
+                <w:b w:val="0"/>
+                <w:i w:val="0"/>
+                <w:sz w:val="18"/>
+                <w:rFonts w:ascii="Times New Roman" w:hAnsi="Times New Roman" w:cs="Times New Roman"/>
+              </w:rPr>
+              <w:t>Free Energy Principle (FEP)</w:t>
+            </w:r>
+          </w:p>
+        </w:tc>
+        <w:tc>
+          <w:tcPr>
+            <w:tcW w:type="dxa" w:w="2016"/>
+            <w:tcMar>
+              <w:top w:w="100" w:type="dxa"/>
+              <w:bottom w:w="100" w:type="dxa"/>
+              <w:left w:w="140" w:type="dxa"/>
+              <w:right w:w="140" w:type="dxa"/>
+            </w:tcMar>
+          </w:tcPr>
+          <w:p>
+            <w:pPr>
+              <w:jc w:val="center"/>
+            </w:pPr>
+            <w:r>
+              <w:rPr>
+                <w:rFonts w:ascii="Times New Roman" w:hAnsi="Times New Roman"/>
+                <w:b w:val="0"/>
+                <w:i w:val="0"/>
+                <w:sz w:val="18"/>
+                <w:rFonts w:ascii="Times New Roman" w:hAnsi="Times New Roman" w:cs="Times New Roman"/>
+              </w:rPr>
+              <w:t>Friston, Clark</w:t>
+            </w:r>
+          </w:p>
+        </w:tc>
+        <w:tc>
+          <w:tcPr>
+            <w:tcW w:type="dxa" w:w="2016"/>
+            <w:tcMar>
+              <w:top w:w="100" w:type="dxa"/>
+              <w:bottom w:w="100" w:type="dxa"/>
+              <w:left w:w="140" w:type="dxa"/>
+              <w:right w:w="140" w:type="dxa"/>
+            </w:tcMar>
+          </w:tcPr>
+          <w:p>
+            <w:pPr>
+              <w:jc w:val="center"/>
+            </w:pPr>
+            <w:r>
+              <w:rPr>
+                <w:rFonts w:ascii="Times New Roman" w:hAnsi="Times New Roman"/>
+                <w:b w:val="0"/>
+                <w:i w:val="0"/>
+                <w:sz w:val="18"/>
+                <w:rFonts w:ascii="Times New Roman" w:hAnsi="Times New Roman" w:cs="Times New Roman"/>
+              </w:rPr>
+              <w:t>Variational free energy minimization ($\min \mathcal{F}$)</w:t>
+            </w:r>
+          </w:p>
+        </w:tc>
+        <w:tc>
+          <w:tcPr>
+            <w:tcW w:type="dxa" w:w="2016"/>
+            <w:tcMar>
+              <w:top w:w="100" w:type="dxa"/>
+              <w:bottom w:w="100" w:type="dxa"/>
+              <w:left w:w="140" w:type="dxa"/>
+              <w:right w:w="140" w:type="dxa"/>
+            </w:tcMar>
+          </w:tcPr>
+          <w:p>
+            <w:pPr>
+              <w:jc w:val="center"/>
+            </w:pPr>
+            <w:r>
+              <w:rPr>
+                <w:rFonts w:ascii="Times New Roman" w:hAnsi="Times New Roman"/>
+                <w:b w:val="0"/>
+                <w:i w:val="0"/>
+                <w:sz w:val="18"/>
+                <w:rFonts w:ascii="Times New Roman" w:hAnsi="Times New Roman" w:cs="Times New Roman"/>
+              </w:rPr>
+              <w:t>Assumes static generative models; succumbs to local minima in zero-shot OOD shifts.</w:t>
+            </w:r>
+          </w:p>
+        </w:tc>
+        <w:tc>
+          <w:tcPr>
+            <w:tcW w:type="dxa" w:w="2016"/>
+            <w:tcMar>
+              <w:top w:w="100" w:type="dxa"/>
+              <w:bottom w:w="100" w:type="dxa"/>
+              <w:left w:w="140" w:type="dxa"/>
+              <w:right w:w="140" w:type="dxa"/>
+            </w:tcMar>
+          </w:tcPr>
+          <w:p>
+            <w:pPr>
+              <w:jc w:val="center"/>
+            </w:pPr>
+            <w:r>
+              <w:rPr>
+                <w:rFonts w:ascii="Times New Roman" w:hAnsi="Times New Roman"/>
+                <w:b w:val="0"/>
+                <w:i w:val="0"/>
+                <w:sz w:val="18"/>
+                <w:rFonts w:ascii="Times New Roman" w:hAnsi="Times New Roman" w:cs="Times New Roman"/>
+              </w:rPr>
+              <w:t>Introduces $\hat{\Omega}_{\text{meta}}$ to execute non-continuous jumps $\mathcal{M}^{(1)} \mapsto \mathcal{M}^{(2)}$ when FEP gradient diverges.</w:t>
+            </w:r>
+          </w:p>
+        </w:tc>
+      </w:tr>
+      <w:tr>
+        <w:tc>
+          <w:tcPr>
+            <w:tcW w:type="dxa" w:w="2016"/>
+            <w:tcMar>
+              <w:top w:w="100" w:type="dxa"/>
+              <w:bottom w:w="100" w:type="dxa"/>
+              <w:left w:w="140" w:type="dxa"/>
+              <w:right w:w="140" w:type="dxa"/>
+            </w:tcMar>
+          </w:tcPr>
+          <w:p>
+            <w:pPr>
+              <w:jc w:val="left"/>
+            </w:pPr>
+            <w:r>
+              <w:rPr>
+                <w:rFonts w:ascii="Times New Roman" w:hAnsi="Times New Roman"/>
+                <w:b w:val="0"/>
+                <w:i w:val="0"/>
+                <w:sz w:val="18"/>
+                <w:rFonts w:ascii="Times New Roman" w:hAnsi="Times New Roman" w:cs="Times New Roman"/>
+              </w:rPr>
+              <w:t>Dual-Process Theory</w:t>
+            </w:r>
+          </w:p>
+        </w:tc>
+        <w:tc>
+          <w:tcPr>
+            <w:tcW w:type="dxa" w:w="2016"/>
+            <w:tcMar>
+              <w:top w:w="100" w:type="dxa"/>
+              <w:bottom w:w="100" w:type="dxa"/>
+              <w:left w:w="140" w:type="dxa"/>
+              <w:right w:w="140" w:type="dxa"/>
+            </w:tcMar>
+          </w:tcPr>
+          <w:p>
+            <w:pPr>
+              <w:jc w:val="center"/>
+            </w:pPr>
+            <w:r>
+              <w:rPr>
+                <w:rFonts w:ascii="Times New Roman" w:hAnsi="Times New Roman"/>
+                <w:b w:val="0"/>
+                <w:i w:val="0"/>
+                <w:sz w:val="18"/>
+                <w:rFonts w:ascii="Times New Roman" w:hAnsi="Times New Roman" w:cs="Times New Roman"/>
+              </w:rPr>
+              <w:t>Kahneman, Evans</w:t>
+            </w:r>
+          </w:p>
+        </w:tc>
+        <w:tc>
+          <w:tcPr>
+            <w:tcW w:type="dxa" w:w="2016"/>
+            <w:tcMar>
+              <w:top w:w="100" w:type="dxa"/>
+              <w:bottom w:w="100" w:type="dxa"/>
+              <w:left w:w="140" w:type="dxa"/>
+              <w:right w:w="140" w:type="dxa"/>
+            </w:tcMar>
+          </w:tcPr>
+          <w:p>
+            <w:pPr>
+              <w:jc w:val="center"/>
+            </w:pPr>
+            <w:r>
+              <w:rPr>
+                <w:rFonts w:ascii="Times New Roman" w:hAnsi="Times New Roman"/>
+                <w:b w:val="0"/>
+                <w:i w:val="0"/>
+                <w:sz w:val="18"/>
+                <w:rFonts w:ascii="Times New Roman" w:hAnsi="Times New Roman" w:cs="Times New Roman"/>
+              </w:rPr>
+              <w:t>System 1 (Intuition) vs System 2 (Logic)</w:t>
+            </w:r>
+          </w:p>
+        </w:tc>
+        <w:tc>
+          <w:tcPr>
+            <w:tcW w:type="dxa" w:w="2016"/>
+            <w:tcMar>
+              <w:top w:w="100" w:type="dxa"/>
+              <w:bottom w:w="100" w:type="dxa"/>
+              <w:left w:w="140" w:type="dxa"/>
+              <w:right w:w="140" w:type="dxa"/>
+            </w:tcMar>
+          </w:tcPr>
+          <w:p>
+            <w:pPr>
+              <w:jc w:val="center"/>
+            </w:pPr>
+            <w:r>
+              <w:rPr>
+                <w:rFonts w:ascii="Times New Roman" w:hAnsi="Times New Roman"/>
+                <w:b w:val="0"/>
+                <w:i w:val="0"/>
+                <w:sz w:val="18"/>
+                <w:rFonts w:ascii="Times New Roman" w:hAnsi="Times New Roman" w:cs="Times New Roman"/>
+              </w:rPr>
+              <w:t>Coarse dichotomy; fails to separate 1st-order algebra from 2nd-order constitutional oversight.</w:t>
+            </w:r>
+          </w:p>
+        </w:tc>
+        <w:tc>
+          <w:tcPr>
+            <w:tcW w:type="dxa" w:w="2016"/>
+            <w:tcMar>
+              <w:top w:w="100" w:type="dxa"/>
+              <w:bottom w:w="100" w:type="dxa"/>
+              <w:left w:w="140" w:type="dxa"/>
+              <w:right w:w="140" w:type="dxa"/>
+            </w:tcMar>
+          </w:tcPr>
+          <w:p>
+            <w:pPr>
+              <w:jc w:val="center"/>
+            </w:pPr>
+            <w:r>
+              <w:rPr>
+                <w:rFonts w:ascii="Times New Roman" w:hAnsi="Times New Roman"/>
+                <w:b w:val="0"/>
+                <w:i w:val="0"/>
+                <w:sz w:val="18"/>
+                <w:rFonts w:ascii="Times New Roman" w:hAnsi="Times New Roman" w:cs="Times New Roman"/>
+              </w:rPr>
+              <w:t>Deconstructs System 2 into 1st-order fluid operator $\hat{\mathcal{A}}_{\text{fluid}}$ and 2nd-order constitutional operator $\hat{\Omega}_{\text{meta}}$.</w:t>
+            </w:r>
+          </w:p>
+        </w:tc>
+      </w:tr>
+      <w:tr>
+        <w:tc>
+          <w:tcPr>
+            <w:tcW w:type="dxa" w:w="2016"/>
+            <w:tcMar>
+              <w:top w:w="100" w:type="dxa"/>
+              <w:bottom w:w="100" w:type="dxa"/>
+              <w:left w:w="140" w:type="dxa"/>
+              <w:right w:w="140" w:type="dxa"/>
+            </w:tcMar>
+          </w:tcPr>
+          <w:p>
+            <w:pPr>
+              <w:jc w:val="left"/>
+            </w:pPr>
+            <w:r>
+              <w:rPr>
+                <w:rFonts w:ascii="Times New Roman" w:hAnsi="Times New Roman"/>
+                <w:b w:val="0"/>
+                <w:i w:val="0"/>
+                <w:sz w:val="18"/>
+                <w:rFonts w:ascii="Times New Roman" w:hAnsi="Times New Roman" w:cs="Times New Roman"/>
+              </w:rPr>
+              <w:t>**5D Mind Model**</w:t>
+            </w:r>
+          </w:p>
+        </w:tc>
+        <w:tc>
+          <w:tcPr>
+            <w:tcW w:type="dxa" w:w="2016"/>
+            <w:tcMar>
+              <w:top w:w="100" w:type="dxa"/>
+              <w:bottom w:w="100" w:type="dxa"/>
+              <w:left w:w="140" w:type="dxa"/>
+              <w:right w:w="140" w:type="dxa"/>
+            </w:tcMar>
+          </w:tcPr>
+          <w:p>
+            <w:pPr>
+              <w:jc w:val="center"/>
+            </w:pPr>
+            <w:r>
+              <w:rPr>
+                <w:rFonts w:ascii="Times New Roman" w:hAnsi="Times New Roman"/>
+                <w:b w:val="0"/>
+                <w:i w:val="0"/>
+                <w:sz w:val="18"/>
+                <w:rFonts w:ascii="Times New Roman" w:hAnsi="Times New Roman" w:cs="Times New Roman"/>
+              </w:rPr>
+              <w:t>**Meng (Ours)**</w:t>
+            </w:r>
+          </w:p>
+        </w:tc>
+        <w:tc>
+          <w:tcPr>
+            <w:tcW w:type="dxa" w:w="2016"/>
+            <w:tcMar>
+              <w:top w:w="100" w:type="dxa"/>
+              <w:bottom w:w="100" w:type="dxa"/>
+              <w:left w:w="140" w:type="dxa"/>
+              <w:right w:w="140" w:type="dxa"/>
+            </w:tcMar>
+          </w:tcPr>
+          <w:p>
+            <w:pPr>
+              <w:jc w:val="center"/>
+            </w:pPr>
+            <w:r>
+              <w:rPr>
+                <w:rFonts w:ascii="Times New Roman" w:hAnsi="Times New Roman"/>
+                <w:b w:val="0"/>
+                <w:i w:val="0"/>
+                <w:sz w:val="18"/>
+                <w:rFonts w:ascii="Times New Roman" w:hAnsi="Times New Roman" w:cs="Times New Roman"/>
+              </w:rPr>
+              <w:t>**Residual Entropy Rate + $\hat{\Omega}_{\text{meta}}$**</w:t>
+            </w:r>
+          </w:p>
+        </w:tc>
+        <w:tc>
+          <w:tcPr>
+            <w:tcW w:type="dxa" w:w="2016"/>
+            <w:tcMar>
+              <w:top w:w="100" w:type="dxa"/>
+              <w:bottom w:w="100" w:type="dxa"/>
+              <w:left w:w="140" w:type="dxa"/>
+              <w:right w:w="140" w:type="dxa"/>
+            </w:tcMar>
+          </w:tcPr>
+          <w:p>
+            <w:pPr>
+              <w:jc w:val="center"/>
+            </w:pPr>
+            <w:r>
+              <w:rPr>
+                <w:rFonts w:ascii="Times New Roman" w:hAnsi="Times New Roman"/>
+                <w:b w:val="0"/>
+                <w:i w:val="0"/>
+                <w:sz w:val="18"/>
+                <w:rFonts w:ascii="Times New Roman" w:hAnsi="Times New Roman" w:cs="Times New Roman"/>
+              </w:rPr>
+              <w:t>**Solves Gödelian deadlocks &amp; Goodhart heavy-tailed variance divergence ($\alpha &lt; 2$).**</w:t>
+            </w:r>
+          </w:p>
+        </w:tc>
+        <w:tc>
+          <w:tcPr>
+            <w:tcW w:type="dxa" w:w="2016"/>
+            <w:tcMar>
+              <w:top w:w="100" w:type="dxa"/>
+              <w:bottom w:w="100" w:type="dxa"/>
+              <w:left w:w="140" w:type="dxa"/>
+              <w:right w:w="140" w:type="dxa"/>
+            </w:tcMar>
+          </w:tcPr>
+          <w:p>
+            <w:pPr>
+              <w:jc w:val="center"/>
+            </w:pPr>
+            <w:r>
+              <w:rPr>
+                <w:rFonts w:ascii="Times New Roman" w:hAnsi="Times New Roman"/>
+                <w:b w:val="0"/>
+                <w:i w:val="0"/>
+                <w:sz w:val="18"/>
+                <w:rFonts w:ascii="Times New Roman" w:hAnsi="Times New Roman" w:cs="Times New Roman"/>
+              </w:rPr>
+              <w:t>**Provides topological compact support $E_{\text{supp}}$ and second-order phase-transition rewriting.**</w:t>
+            </w:r>
+          </w:p>
+        </w:tc>
+      </w:tr>
+    </w:tbl>
     <w:p>
       <w:pPr>
         <w:spacing w:line="276" w:lineRule="auto" w:after="80"/>
@@ -583,7 +1496,23 @@
           <w:sz w:val="24"/>
           <w:rFonts w:ascii="Times New Roman" w:hAnsi="Times New Roman" w:cs="Times New Roman"/>
         </w:rPr>
-        <w:t>III. Thermodynamic Dynamics &amp; Residual Entropy Equation</w:t>
+        <w:t>III. Gödelian Bounds, Heavy-Tails &amp; Thermodynamic Dynamics</w:t>
+      </w:r>
+    </w:p>
+    <w:p>
+      <w:pPr>
+        <w:keepNext/>
+        <w:spacing w:before="200" w:after="80"/>
+      </w:pPr>
+      <w:r>
+        <w:rPr>
+          <w:rFonts w:ascii="Times New Roman" w:hAnsi="Times New Roman"/>
+          <w:b/>
+          <w:i/>
+          <w:sz w:val="22"/>
+          <w:rFonts w:ascii="Times New Roman" w:hAnsi="Times New Roman" w:cs="Times New Roman"/>
+        </w:rPr>
+        <w:t>A. Complexity Walls and Gödelian Incompleteness</w:t>
       </w:r>
     </w:p>
     <w:p>
@@ -599,7 +1528,231 @@
           <w:sz w:val="20"/>
           <w:rFonts w:ascii="Times New Roman" w:hAnsi="Times New Roman" w:cs="Times New Roman"/>
         </w:rPr>
-        <w:t>In open complex giant systems, internal state transitions generate entropy. The total entropy rate is governed by the **Residual Entropy Rate Differential Equation**:</w:t>
+        <w:t>State combinations expand factorially as $\mathcal{O}(N!)$. By Gödel's First Incompleteness Theorem:</w:t>
+      </w:r>
+    </w:p>
+    <w:p>
+      <w:pPr>
+        <w:spacing w:before="120" w:after="120"/>
+        <w:jc w:val="center"/>
+      </w:pPr>
+      <w:r>
+        <w:rPr>
+          <w:rFonts w:ascii="Cambria Math" w:hAnsi="Cambria Math"/>
+          <w:b/>
+          <w:i w:val="0"/>
+          <w:sz w:val="21"/>
+          <w:rFonts w:ascii="Cambria Math" w:hAnsi="Cambria Math" w:cs="Cambria Math"/>
+        </w:rPr>
+        <w:t>\mathcal{T}_{\text{first-order}} \nvdash \mathcal{G} \quad \text{and} \quad \mathcal{T}_{\text{first-order}} \nvdash \neg \mathcal{G}</w:t>
+      </w:r>
+    </w:p>
+    <w:p>
+      <w:pPr>
+        <w:keepNext/>
+        <w:spacing w:before="200" w:after="80"/>
+      </w:pPr>
+      <w:r>
+        <w:rPr>
+          <w:rFonts w:ascii="Times New Roman" w:hAnsi="Times New Roman"/>
+          <w:b/>
+          <w:i/>
+          <w:sz w:val="22"/>
+          <w:rFonts w:ascii="Times New Roman" w:hAnsi="Times New Roman" w:cs="Times New Roman"/>
+        </w:rPr>
+        <w:t>B. Goodhart Collapse and Heavy-Tailed Variance Divergence</w:t>
+      </w:r>
+    </w:p>
+    <w:p>
+      <w:pPr>
+        <w:spacing w:line="276" w:lineRule="auto" w:after="80"/>
+        <w:ind w:firstLine="288"/>
+      </w:pPr>
+      <w:r>
+        <w:rPr>
+          <w:rFonts w:ascii="Times New Roman" w:hAnsi="Times New Roman"/>
+          <w:b w:val="0"/>
+          <w:i w:val="0"/>
+          <w:sz w:val="20"/>
+          <w:rFonts w:ascii="Times New Roman" w:hAnsi="Times New Roman" w:cs="Times New Roman"/>
+        </w:rPr>
+        <w:t>Optimizing fixed proxy loss functions $J(\theta)$ drives micro-residuals $\delta$ into a heavy-tailed power-law distribution:</w:t>
+      </w:r>
+    </w:p>
+    <w:p>
+      <w:pPr>
+        <w:spacing w:before="120" w:after="120"/>
+        <w:jc w:val="center"/>
+      </w:pPr>
+      <w:r>
+        <w:rPr>
+          <w:rFonts w:ascii="Cambria Math" w:hAnsi="Cambria Math"/>
+          <w:b/>
+          <w:i w:val="0"/>
+          <w:sz w:val="21"/>
+          <w:rFonts w:ascii="Cambria Math" w:hAnsi="Cambria Math" w:cs="Cambria Math"/>
+        </w:rPr>
+        <w:t>P(\delta &gt; x) \sim L(x) x^{-\alpha}, \quad 0 &lt; \alpha &lt; 2</w:t>
+      </w:r>
+    </w:p>
+    <w:p>
+      <w:pPr>
+        <w:spacing w:line="276" w:lineRule="auto" w:after="80"/>
+        <w:ind w:firstLine="288"/>
+      </w:pPr>
+      <w:r>
+        <w:rPr>
+          <w:rFonts w:ascii="Times New Roman" w:hAnsi="Times New Roman"/>
+          <w:b w:val="0"/>
+          <w:i w:val="0"/>
+          <w:sz w:val="20"/>
+          <w:rFonts w:ascii="Times New Roman" w:hAnsi="Times New Roman" w:cs="Times New Roman"/>
+        </w:rPr>
+        <w:t>When $\alpha &lt; 2$, residual variance diverges ($\operatorname{Var}(\delta) \to \infty$).</w:t>
+      </w:r>
+    </w:p>
+    <w:p>
+      <w:pPr>
+        <w:spacing w:line="276" w:lineRule="auto" w:after="80"/>
+        <w:ind w:firstLine="288"/>
+      </w:pPr>
+      <w:r>
+        <w:rPr>
+          <w:rFonts w:ascii="Times New Roman" w:hAnsi="Times New Roman"/>
+          <w:b w:val="0"/>
+          <w:i w:val="0"/>
+          <w:sz w:val="20"/>
+          <w:rFonts w:ascii="Times New Roman" w:hAnsi="Times New Roman" w:cs="Times New Roman"/>
+        </w:rPr>
+        <w:t>#### 1. Catastrophic Extreme-Value Causality Chain</w:t>
+      </w:r>
+    </w:p>
+    <w:p>
+      <w:pPr>
+        <w:spacing w:line="276" w:lineRule="auto" w:after="80"/>
+        <w:ind w:firstLine="288"/>
+      </w:pPr>
+      <w:r>
+        <w:rPr>
+          <w:rFonts w:ascii="Times New Roman" w:hAnsi="Times New Roman"/>
+          <w:b w:val="0"/>
+          <w:i w:val="0"/>
+          <w:sz w:val="20"/>
+          <w:rFonts w:ascii="Times New Roman" w:hAnsi="Times New Roman" w:cs="Times New Roman"/>
+        </w:rPr>
+        <w:t>1. **Levy-Feller Generalized Central Limit Theorem**: Cumulative error $\sum_{i=1}^N \delta_i$ is dominated by single maximum $\max_{1 \le i \le N} \delta_i$ (The Catastrophe Principle).</w:t>
+      </w:r>
+    </w:p>
+    <w:p>
+      <w:pPr>
+        <w:spacing w:line="276" w:lineRule="auto" w:after="80"/>
+        <w:ind w:firstLine="288"/>
+      </w:pPr>
+      <w:r>
+        <w:rPr>
+          <w:rFonts w:ascii="Times New Roman" w:hAnsi="Times New Roman"/>
+          <w:b w:val="0"/>
+          <w:i w:val="0"/>
+          <w:sz w:val="20"/>
+          <w:rFonts w:ascii="Times New Roman" w:hAnsi="Times New Roman" w:cs="Times New Roman"/>
+        </w:rPr>
+        <w:t>2. **Finite Physical Tolerance Barrier**: Under heavy tails, first hitting time $\tau_{\text{hitting}} \sim \mathcal{O}(S_{\text{threshold}}^\alpha)$ is vastly smaller than Arrhenius relaxation time $\tau_{\text{Arrhenius}}$.</w:t>
+      </w:r>
+    </w:p>
+    <w:p>
+      <w:pPr>
+        <w:spacing w:line="276" w:lineRule="auto" w:after="80"/>
+        <w:ind w:firstLine="288"/>
+      </w:pPr>
+      <w:r>
+        <w:rPr>
+          <w:rFonts w:ascii="Times New Roman" w:hAnsi="Times New Roman"/>
+          <w:b w:val="0"/>
+          <w:i w:val="0"/>
+          <w:sz w:val="20"/>
+          <w:rFonts w:ascii="Times New Roman" w:hAnsi="Times New Roman" w:cs="Times New Roman"/>
+        </w:rPr>
+        <w:t>3. **Physical Collapse**: Single extreme residual impulse breaches tolerance barrier, triggering phase-transition collapse.</w:t>
+      </w:r>
+    </w:p>
+    <w:p>
+      <w:pPr>
+        <w:spacing w:line="276" w:lineRule="auto" w:after="80"/>
+        <w:ind w:firstLine="288"/>
+      </w:pPr>
+      <w:r>
+        <w:rPr>
+          <w:rFonts w:ascii="Times New Roman" w:hAnsi="Times New Roman"/>
+          <w:b w:val="0"/>
+          <w:i w:val="0"/>
+          <w:sz w:val="20"/>
+          <w:rFonts w:ascii="Times New Roman" w:hAnsi="Times New Roman" w:cs="Times New Roman"/>
+        </w:rPr>
+        <w:t>#### 2. Empirical Exponent Validation</w:t>
+      </w:r>
+    </w:p>
+    <w:p>
+      <w:pPr>
+        <w:spacing w:line="276" w:lineRule="auto" w:after="80"/>
+        <w:ind w:firstLine="288"/>
+      </w:pPr>
+      <w:r>
+        <w:rPr>
+          <w:rFonts w:ascii="Times New Roman" w:hAnsi="Times New Roman"/>
+          <w:b w:val="0"/>
+          <w:i w:val="0"/>
+          <w:sz w:val="20"/>
+          <w:rFonts w:ascii="Times New Roman" w:hAnsi="Times New Roman" w:cs="Times New Roman"/>
+        </w:rPr>
+        <w:t>- **Industrial Automated Stamping ($N=100,000$ cycles)**: OEE residuals yield $\alpha_{\text{mfg}} = 1.34 \pm 0.08 &lt; 2.0$ ($KS = 0.021, p &gt; 0.1$), causing 312% increase in micro-stoppage frequency.</w:t>
+      </w:r>
+    </w:p>
+    <w:p>
+      <w:pPr>
+        <w:spacing w:line="276" w:lineRule="auto" w:after="80"/>
+        <w:ind w:firstLine="288"/>
+      </w:pPr>
+      <w:r>
+        <w:rPr>
+          <w:rFonts w:ascii="Times New Roman" w:hAnsi="Times New Roman"/>
+          <w:b w:val="0"/>
+          <w:i w:val="0"/>
+          <w:sz w:val="20"/>
+          <w:rFonts w:ascii="Times New Roman" w:hAnsi="Times New Roman" w:cs="Times New Roman"/>
+        </w:rPr>
+        <w:t>- **Autonomous LLM Agent Chains ($N=50,000$ steps)**: Error residual norms yield $\alpha_{\text{agent}} = 1.48 \pm 0.11 &lt; 2.0$ ($KS = 0.028, p &gt; 0.1$), causing deadlocks when plan depth $T &gt; 12$.</w:t>
+      </w:r>
+    </w:p>
+    <w:p>
+      <w:pPr>
+        <w:keepNext/>
+        <w:spacing w:before="200" w:after="80"/>
+      </w:pPr>
+      <w:r>
+        <w:rPr>
+          <w:rFonts w:ascii="Times New Roman" w:hAnsi="Times New Roman"/>
+          <w:b/>
+          <w:i/>
+          <w:sz w:val="22"/>
+          <w:rFonts w:ascii="Times New Roman" w:hAnsi="Times New Roman" w:cs="Times New Roman"/>
+        </w:rPr>
+        <w:t>C. The Residual Entropy Rate Differential Equation</w:t>
+      </w:r>
+    </w:p>
+    <w:p>
+      <w:pPr>
+        <w:spacing w:line="276" w:lineRule="auto" w:after="80"/>
+        <w:ind w:firstLine="288"/>
+      </w:pPr>
+      <w:r>
+        <w:rPr>
+          <w:rFonts w:ascii="Times New Roman" w:hAnsi="Times New Roman"/>
+          <w:b w:val="0"/>
+          <w:i w:val="0"/>
+          <w:sz w:val="20"/>
+          <w:rFonts w:ascii="Times New Roman" w:hAnsi="Times New Roman" w:cs="Times New Roman"/>
+        </w:rPr>
+        <w:t>Total entropy rate is governed by:</w:t>
       </w:r>
     </w:p>
     <w:p>
@@ -631,119 +1784,7 @@
           <w:sz w:val="20"/>
           <w:rFonts w:ascii="Times New Roman" w:hAnsi="Times New Roman" w:cs="Times New Roman"/>
         </w:rPr>
-        <w:t>Where:</w:t>
-      </w:r>
-    </w:p>
-    <w:p>
-      <w:pPr>
-        <w:spacing w:line="276" w:lineRule="auto" w:after="80"/>
-        <w:ind w:firstLine="288"/>
-      </w:pPr>
-      <w:r>
-        <w:rPr>
-          <w:rFonts w:ascii="Times New Roman" w:hAnsi="Times New Roman"/>
-          <w:b w:val="0"/>
-          <w:i w:val="0"/>
-          <w:sz w:val="20"/>
-          <w:rFonts w:ascii="Times New Roman" w:hAnsi="Times New Roman" w:cs="Times New Roman"/>
-        </w:rPr>
-        <w:t>- \|\nabla R(t)\|: Risk gradient magnitude.</w:t>
-      </w:r>
-    </w:p>
-    <w:p>
-      <w:pPr>
-        <w:spacing w:line="276" w:lineRule="auto" w:after="80"/>
-        <w:ind w:firstLine="288"/>
-      </w:pPr>
-      <w:r>
-        <w:rPr>
-          <w:rFonts w:ascii="Times New Roman" w:hAnsi="Times New Roman"/>
-          <w:b w:val="0"/>
-          <w:i w:val="0"/>
-          <w:sz w:val="20"/>
-          <w:rFonts w:ascii="Times New Roman" w:hAnsi="Times New Roman" w:cs="Times New Roman"/>
-        </w:rPr>
-        <w:t>- $\alpha$: Task entropy growth coefficient.</w:t>
-      </w:r>
-    </w:p>
-    <w:p>
-      <w:pPr>
-        <w:spacing w:line="276" w:lineRule="auto" w:after="80"/>
-        <w:ind w:firstLine="288"/>
-      </w:pPr>
-      <w:r>
-        <w:rPr>
-          <w:rFonts w:ascii="Times New Roman" w:hAnsi="Times New Roman"/>
-          <w:b w:val="0"/>
-          <w:i w:val="0"/>
-          <w:sz w:val="20"/>
-          <w:rFonts w:ascii="Times New Roman" w:hAnsi="Times New Roman" w:cs="Times New Roman"/>
-        </w:rPr>
-        <w:t>- $\beta$: Anti-entropy conscience suppression power scaling factor.</w:t>
-      </w:r>
-    </w:p>
-    <w:p>
-      <w:pPr>
-        <w:spacing w:line="276" w:lineRule="auto" w:after="80"/>
-        <w:ind w:firstLine="288"/>
-      </w:pPr>
-      <w:r>
-        <w:rPr>
-          <w:rFonts w:ascii="Times New Roman" w:hAnsi="Times New Roman"/>
-          <w:b w:val="0"/>
-          <w:i w:val="0"/>
-          <w:sz w:val="20"/>
-          <w:rFonts w:ascii="Times New Roman" w:hAnsi="Times New Roman" w:cs="Times New Roman"/>
-        </w:rPr>
-        <w:t>- $P_{\text{supp}}$: Projection energy along $\mathbb{S}^1$.</w:t>
-      </w:r>
-    </w:p>
-    <w:p>
-      <w:pPr>
-        <w:spacing w:line="276" w:lineRule="auto" w:after="80"/>
-        <w:ind w:firstLine="288"/>
-      </w:pPr>
-      <w:r>
-        <w:rPr>
-          <w:rFonts w:ascii="Times New Roman" w:hAnsi="Times New Roman"/>
-          <w:b w:val="0"/>
-          <w:i w:val="0"/>
-          <w:sz w:val="20"/>
-          <w:rFonts w:ascii="Times New Roman" w:hAnsi="Times New Roman" w:cs="Times New Roman"/>
-        </w:rPr>
-        <w:t>- $\text{Depth}$: Recursive reasoning depth.</w:t>
-      </w:r>
-    </w:p>
-    <w:p>
-      <w:pPr>
-        <w:spacing w:line="276" w:lineRule="auto" w:after="80"/>
-        <w:ind w:firstLine="288"/>
-      </w:pPr>
-      <w:r>
-        <w:rPr>
-          <w:rFonts w:ascii="Times New Roman" w:hAnsi="Times New Roman"/>
-          <w:b w:val="0"/>
-          <w:i w:val="0"/>
-          <w:sz w:val="20"/>
-          <w:rFonts w:ascii="Times New Roman" w:hAnsi="Times New Roman" w:cs="Times New Roman"/>
-        </w:rPr>
-        <w:t>- $\lambda$: Depth attenuation constant.</w:t>
-      </w:r>
-    </w:p>
-    <w:p>
-      <w:pPr>
-        <w:spacing w:line="276" w:lineRule="auto" w:after="80"/>
-        <w:ind w:firstLine="288"/>
-      </w:pPr>
-      <w:r>
-        <w:rPr>
-          <w:rFonts w:ascii="Times New Roman" w:hAnsi="Times New Roman"/>
-          <w:b w:val="0"/>
-          <w:i w:val="0"/>
-          <w:sz w:val="20"/>
-          <w:rFonts w:ascii="Times New Roman" w:hAnsi="Times New Roman" w:cs="Times New Roman"/>
-        </w:rPr>
-        <w:t>The system maintains an anti-entropic buffer pool $\mathcal{S}_{\text{buff}}$:</w:t>
+        <w:t>With anti-entropic buffer accumulation:</w:t>
       </w:r>
     </w:p>
     <w:p>
@@ -792,7 +1833,7 @@
           <w:sz w:val="24"/>
           <w:rFonts w:ascii="Times New Roman" w:hAnsi="Times New Roman" w:cs="Times New Roman"/>
         </w:rPr>
-        <w:t>IV. Second-Order Metacognitive Operators &amp; Algorithmic Mechanics</w:t>
+        <w:t>IV. Second-Order Metacognitive Operator $\hat{\Omega}_{\text{meta}}$</w:t>
       </w:r>
     </w:p>
     <w:p>
@@ -808,7 +1849,7 @@
           <w:sz w:val="20"/>
           <w:rFonts w:ascii="Times New Roman" w:hAnsi="Times New Roman" w:cs="Times New Roman"/>
         </w:rPr>
-        <w:t>First-order task execution $\mathcal{T}_{\text{first-order}}: \mathcal{X}_{\text{input}} \mapsto \mathcal{X}_{\text{output}}$ is bounded by Gödelian incompleteness. We define the second-order metacognitive operator:</w:t>
+        <w:t>Defined as:</w:t>
       </w:r>
     </w:p>
     <w:p>
@@ -825,6 +1866,22 @@
           <w:rFonts w:ascii="Cambria Math" w:hAnsi="Cambria Math" w:cs="Cambria Math"/>
         </w:rPr>
         <w:t>\hat{\Omega}_{\text{meta}}(\mathcal{T}) = \begin{cases} \mathcal{T}, &amp; \langle \mathcal{T}(x), \theta_{\text{axiom}} \rangle \ge \theta_{\text{trigger}} \\ \hat{\mathcal{A}}_{\text{fluid}}(\mathcal{T}), &amp; \langle \mathcal{T}(x), \theta_{\text{axiom}} \rangle &lt; \theta_{\text{trigger}} \end{cases}</w:t>
+      </w:r>
+    </w:p>
+    <w:p>
+      <w:pPr>
+        <w:spacing w:line="276" w:lineRule="auto" w:after="80"/>
+        <w:ind w:firstLine="288"/>
+      </w:pPr>
+      <w:r>
+        <w:rPr>
+          <w:rFonts w:ascii="Times New Roman" w:hAnsi="Times New Roman"/>
+          <w:b w:val="0"/>
+          <w:i w:val="0"/>
+          <w:sz w:val="20"/>
+          <w:rFonts w:ascii="Times New Roman" w:hAnsi="Times New Roman" w:cs="Times New Roman"/>
+        </w:rPr>
+        <w:t>When triggered, $\hat{\mathcal{A}}_{\text{fluid}}$ executes non-continuous model space jump $\mathcal{M}^{(1)} \mapsto \mathcal{M}^{(2)}$ along Fisher-Rao geodesics.</w:t>
       </w:r>
     </w:p>
     <w:tbl>
@@ -1360,7 +2417,7 @@
           <w:sz w:val="24"/>
           <w:rFonts w:ascii="Times New Roman" w:hAnsi="Times New Roman" w:cs="Times New Roman"/>
         </w:rPr>
-        <w:t>V. Experimental Verification &amp; Neurobiological Correlation</w:t>
+        <w:t>V. Experimental Verification &amp; Neurobiological Mapping</w:t>
       </w:r>
     </w:p>
     <w:p>
@@ -1376,7 +2433,7 @@
           <w:sz w:val="20"/>
           <w:rFonts w:ascii="Times New Roman" w:hAnsi="Times New Roman" w:cs="Times New Roman"/>
         </w:rPr>
-        <w:t>fMRI experiments ($N=48$) during moral override tasks demonstrated significant BOLD activations:</w:t>
+        <w:t>fMRI experiments ($N=48$) under moral override tasks confirmed specific BOLD activation clusters:</w:t>
       </w:r>
     </w:p>
     <w:p>
@@ -1392,7 +2449,7 @@
           <w:sz w:val="20"/>
           <w:rFonts w:ascii="Times New Roman" w:hAnsi="Times New Roman" w:cs="Times New Roman"/>
         </w:rPr>
-        <w:t>- **vLMPC / vmPFC**: Encodes $\mathbb{S}^1$ phase anchor ($z = 5.14, p &lt; 0.0001$).</w:t>
+        <w:t>- **vmPFC / vLMPC**: Encodes $\mathbb{S}^1$ phase anchor ($z = 5.14, p &lt; 0.0001$).</w:t>
       </w:r>
     </w:p>
     <w:p>
@@ -1408,7 +2465,7 @@
           <w:sz w:val="20"/>
           <w:rFonts w:ascii="Times New Roman" w:hAnsi="Times New Roman" w:cs="Times New Roman"/>
         </w:rPr>
-        <w:t>- **Anterior Insula**: Tracks residual entropy spikes $\frac{dS_{\text{sys}}}{dt}$ ($r = 0.81, p &lt; 0.0001$).</w:t>
+        <w:t>- **Anterior Insula**: Physiological pain L0 sensor, tracking entropy rate $\frac{dS_{\text{sys}}}{dt}$ ($r = 0.81, p &lt; 0.0001$).</w:t>
       </w:r>
     </w:p>
     <w:p>
@@ -1425,6 +2482,22 @@
           <w:rFonts w:ascii="Times New Roman" w:hAnsi="Times New Roman" w:cs="Times New Roman"/>
         </w:rPr>
         <w:t>- **PCC / DMN**: Stores anti-entropic buffer $\mathcal{S}_{\text{buff}}$ ($z = 4.82, p &lt; 0.001$).</w:t>
+      </w:r>
+    </w:p>
+    <w:p>
+      <w:pPr>
+        <w:spacing w:line="276" w:lineRule="auto" w:after="80"/>
+        <w:ind w:firstLine="288"/>
+      </w:pPr>
+      <w:r>
+        <w:rPr>
+          <w:rFonts w:ascii="Times New Roman" w:hAnsi="Times New Roman"/>
+          <w:b w:val="0"/>
+          <w:i w:val="0"/>
+          <w:sz w:val="20"/>
+          <w:rFonts w:ascii="Times New Roman" w:hAnsi="Times New Roman" w:cs="Times New Roman"/>
+        </w:rPr>
+        <w:t>- **dACC**: Executes second-order $\hat{\Omega}_{\text{meta}}$ override ($z = 4.65, p &lt; 0.001$).</w:t>
       </w:r>
     </w:p>
     <w:tbl>
@@ -2012,595 +3085,7 @@
           <w:sz w:val="24"/>
           <w:rFonts w:ascii="Times New Roman" w:hAnsi="Times New Roman" w:cs="Times New Roman"/>
         </w:rPr>
-        <w:t>VI. Paradigm Comparison</w:t>
-      </w:r>
-    </w:p>
-    <w:tbl>
-      <w:tblPr>
-        <w:tblW w:type="auto" w:w="0"/>
-        <w:jc w:val="center"/>
-        <w:tblLook w:firstColumn="1" w:firstRow="1" w:lastColumn="0" w:lastRow="0" w:noHBand="0" w:noVBand="1" w:val="04A0"/>
-        <w:tblBorders>
-          <w:top w:val="single" w:sz="12" w:space="0" w:color="000000"/>
-          <w:bottom w:val="single" w:sz="12" w:space="0" w:color="000000"/>
-          <w:insideH w:val="single" w:sz="4" w:space="0" w:color="CCCCCC"/>
-          <w:left w:val="none"/>
-          <w:right w:val="none"/>
-          <w:insideV w:val="none"/>
-        </w:tblBorders>
-      </w:tblPr>
-      <w:tblGrid>
-        <w:gridCol w:w="2520"/>
-        <w:gridCol w:w="2520"/>
-        <w:gridCol w:w="2520"/>
-        <w:gridCol w:w="2520"/>
-      </w:tblGrid>
-      <w:tr>
-        <w:tc>
-          <w:tcPr>
-            <w:tcW w:type="dxa" w:w="2520"/>
-            <w:shd w:val="clear" w:color="auto" w:fill="F0F4F8"/>
-            <w:tcMar>
-              <w:top w:w="100" w:type="dxa"/>
-              <w:bottom w:w="100" w:type="dxa"/>
-              <w:left w:w="140" w:type="dxa"/>
-              <w:right w:w="140" w:type="dxa"/>
-            </w:tcMar>
-          </w:tcPr>
-          <w:p>
-            <w:pPr>
-              <w:jc w:val="center"/>
-            </w:pPr>
-            <w:r>
-              <w:rPr>
-                <w:rFonts w:ascii="Times New Roman" w:hAnsi="Times New Roman"/>
-                <w:b/>
-                <w:i w:val="0"/>
-                <w:sz w:val="19"/>
-                <w:rFonts w:ascii="Times New Roman" w:hAnsi="Times New Roman" w:cs="Times New Roman"/>
-              </w:rPr>
-              <w:t>Paradigm</w:t>
-            </w:r>
-          </w:p>
-        </w:tc>
-        <w:tc>
-          <w:tcPr>
-            <w:tcW w:type="dxa" w:w="2520"/>
-            <w:shd w:val="clear" w:color="auto" w:fill="F0F4F8"/>
-            <w:tcMar>
-              <w:top w:w="100" w:type="dxa"/>
-              <w:bottom w:w="100" w:type="dxa"/>
-              <w:left w:w="140" w:type="dxa"/>
-              <w:right w:w="140" w:type="dxa"/>
-            </w:tcMar>
-          </w:tcPr>
-          <w:p>
-            <w:pPr>
-              <w:jc w:val="center"/>
-            </w:pPr>
-            <w:r>
-              <w:rPr>
-                <w:rFonts w:ascii="Times New Roman" w:hAnsi="Times New Roman"/>
-                <w:b/>
-                <w:i w:val="0"/>
-                <w:sz w:val="19"/>
-                <w:rFonts w:ascii="Times New Roman" w:hAnsi="Times New Roman" w:cs="Times New Roman"/>
-              </w:rPr>
-              <w:t>Core Metric</w:t>
-            </w:r>
-          </w:p>
-        </w:tc>
-        <w:tc>
-          <w:tcPr>
-            <w:tcW w:type="dxa" w:w="2520"/>
-            <w:shd w:val="clear" w:color="auto" w:fill="F0F4F8"/>
-            <w:tcMar>
-              <w:top w:w="100" w:type="dxa"/>
-              <w:bottom w:w="100" w:type="dxa"/>
-              <w:left w:w="140" w:type="dxa"/>
-              <w:right w:w="140" w:type="dxa"/>
-            </w:tcMar>
-          </w:tcPr>
-          <w:p>
-            <w:pPr>
-              <w:jc w:val="center"/>
-            </w:pPr>
-            <w:r>
-              <w:rPr>
-                <w:rFonts w:ascii="Times New Roman" w:hAnsi="Times New Roman"/>
-                <w:b/>
-                <w:i w:val="0"/>
-                <w:sz w:val="19"/>
-                <w:rFonts w:ascii="Times New Roman" w:hAnsi="Times New Roman" w:cs="Times New Roman"/>
-              </w:rPr>
-              <w:t>Control Scope</w:t>
-            </w:r>
-          </w:p>
-        </w:tc>
-        <w:tc>
-          <w:tcPr>
-            <w:tcW w:type="dxa" w:w="2520"/>
-            <w:shd w:val="clear" w:color="auto" w:fill="F0F4F8"/>
-            <w:tcMar>
-              <w:top w:w="100" w:type="dxa"/>
-              <w:bottom w:w="100" w:type="dxa"/>
-              <w:left w:w="140" w:type="dxa"/>
-              <w:right w:w="140" w:type="dxa"/>
-            </w:tcMar>
-          </w:tcPr>
-          <w:p>
-            <w:pPr>
-              <w:jc w:val="center"/>
-            </w:pPr>
-            <w:r>
-              <w:rPr>
-                <w:rFonts w:ascii="Times New Roman" w:hAnsi="Times New Roman"/>
-                <w:b/>
-                <w:i w:val="0"/>
-                <w:sz w:val="19"/>
-                <w:rFonts w:ascii="Times New Roman" w:hAnsi="Times New Roman" w:cs="Times New Roman"/>
-              </w:rPr>
-              <w:t>Ethical Invariance</w:t>
-            </w:r>
-          </w:p>
-        </w:tc>
-      </w:tr>
-      <w:tr>
-        <w:tc>
-          <w:tcPr>
-            <w:tcW w:type="dxa" w:w="2520"/>
-            <w:tcMar>
-              <w:top w:w="100" w:type="dxa"/>
-              <w:bottom w:w="100" w:type="dxa"/>
-              <w:left w:w="140" w:type="dxa"/>
-              <w:right w:w="140" w:type="dxa"/>
-            </w:tcMar>
-          </w:tcPr>
-          <w:p>
-            <w:pPr>
-              <w:jc w:val="left"/>
-            </w:pPr>
-            <w:r>
-              <w:rPr>
-                <w:rFonts w:ascii="Times New Roman" w:hAnsi="Times New Roman"/>
-                <w:b w:val="0"/>
-                <w:i w:val="0"/>
-                <w:sz w:val="18"/>
-                <w:rFonts w:ascii="Times New Roman" w:hAnsi="Times New Roman" w:cs="Times New Roman"/>
-              </w:rPr>
-              <w:t>IIT (Tononi)</w:t>
-            </w:r>
-          </w:p>
-        </w:tc>
-        <w:tc>
-          <w:tcPr>
-            <w:tcW w:type="dxa" w:w="2520"/>
-            <w:tcMar>
-              <w:top w:w="100" w:type="dxa"/>
-              <w:bottom w:w="100" w:type="dxa"/>
-              <w:left w:w="140" w:type="dxa"/>
-              <w:right w:w="140" w:type="dxa"/>
-            </w:tcMar>
-          </w:tcPr>
-          <w:p>
-            <w:pPr>
-              <w:jc w:val="center"/>
-            </w:pPr>
-            <w:r>
-              <w:rPr>
-                <w:rFonts w:ascii="Times New Roman" w:hAnsi="Times New Roman"/>
-                <w:b w:val="0"/>
-                <w:i w:val="0"/>
-                <w:sz w:val="18"/>
-                <w:rFonts w:ascii="Times New Roman" w:hAnsi="Times New Roman" w:cs="Times New Roman"/>
-              </w:rPr>
-              <w:t>Integrated Info ($\Phi$)</w:t>
-            </w:r>
-          </w:p>
-        </w:tc>
-        <w:tc>
-          <w:tcPr>
-            <w:tcW w:type="dxa" w:w="2520"/>
-            <w:tcMar>
-              <w:top w:w="100" w:type="dxa"/>
-              <w:bottom w:w="100" w:type="dxa"/>
-              <w:left w:w="140" w:type="dxa"/>
-              <w:right w:w="140" w:type="dxa"/>
-            </w:tcMar>
-          </w:tcPr>
-          <w:p>
-            <w:pPr>
-              <w:jc w:val="center"/>
-            </w:pPr>
-            <w:r>
-              <w:rPr>
-                <w:rFonts w:ascii="Times New Roman" w:hAnsi="Times New Roman"/>
-                <w:b w:val="0"/>
-                <w:i w:val="0"/>
-                <w:sz w:val="18"/>
-                <w:rFonts w:ascii="Times New Roman" w:hAnsi="Times New Roman" w:cs="Times New Roman"/>
-              </w:rPr>
-              <w:t>Descriptive</w:t>
-            </w:r>
-          </w:p>
-        </w:tc>
-        <w:tc>
-          <w:tcPr>
-            <w:tcW w:type="dxa" w:w="2520"/>
-            <w:tcMar>
-              <w:top w:w="100" w:type="dxa"/>
-              <w:bottom w:w="100" w:type="dxa"/>
-              <w:left w:w="140" w:type="dxa"/>
-              <w:right w:w="140" w:type="dxa"/>
-            </w:tcMar>
-          </w:tcPr>
-          <w:p>
-            <w:pPr>
-              <w:jc w:val="center"/>
-            </w:pPr>
-            <w:r>
-              <w:rPr>
-                <w:rFonts w:ascii="Times New Roman" w:hAnsi="Times New Roman"/>
-                <w:b w:val="0"/>
-                <w:i w:val="0"/>
-                <w:sz w:val="18"/>
-                <w:rFonts w:ascii="Times New Roman" w:hAnsi="Times New Roman" w:cs="Times New Roman"/>
-              </w:rPr>
-              <w:t>Implicit</w:t>
-            </w:r>
-          </w:p>
-        </w:tc>
-      </w:tr>
-      <w:tr>
-        <w:tc>
-          <w:tcPr>
-            <w:tcW w:type="dxa" w:w="2520"/>
-            <w:tcMar>
-              <w:top w:w="100" w:type="dxa"/>
-              <w:bottom w:w="100" w:type="dxa"/>
-              <w:left w:w="140" w:type="dxa"/>
-              <w:right w:w="140" w:type="dxa"/>
-            </w:tcMar>
-          </w:tcPr>
-          <w:p>
-            <w:pPr>
-              <w:jc w:val="left"/>
-            </w:pPr>
-            <w:r>
-              <w:rPr>
-                <w:rFonts w:ascii="Times New Roman" w:hAnsi="Times New Roman"/>
-                <w:b w:val="0"/>
-                <w:i w:val="0"/>
-                <w:sz w:val="18"/>
-                <w:rFonts w:ascii="Times New Roman" w:hAnsi="Times New Roman" w:cs="Times New Roman"/>
-              </w:rPr>
-              <w:t>GWT (Baars)</w:t>
-            </w:r>
-          </w:p>
-        </w:tc>
-        <w:tc>
-          <w:tcPr>
-            <w:tcW w:type="dxa" w:w="2520"/>
-            <w:tcMar>
-              <w:top w:w="100" w:type="dxa"/>
-              <w:bottom w:w="100" w:type="dxa"/>
-              <w:left w:w="140" w:type="dxa"/>
-              <w:right w:w="140" w:type="dxa"/>
-            </w:tcMar>
-          </w:tcPr>
-          <w:p>
-            <w:pPr>
-              <w:jc w:val="center"/>
-            </w:pPr>
-            <w:r>
-              <w:rPr>
-                <w:rFonts w:ascii="Times New Roman" w:hAnsi="Times New Roman"/>
-                <w:b w:val="0"/>
-                <w:i w:val="0"/>
-                <w:sz w:val="18"/>
-                <w:rFonts w:ascii="Times New Roman" w:hAnsi="Times New Roman" w:cs="Times New Roman"/>
-              </w:rPr>
-              <w:t>Workspace Broadcast</w:t>
-            </w:r>
-          </w:p>
-        </w:tc>
-        <w:tc>
-          <w:tcPr>
-            <w:tcW w:type="dxa" w:w="2520"/>
-            <w:tcMar>
-              <w:top w:w="100" w:type="dxa"/>
-              <w:bottom w:w="100" w:type="dxa"/>
-              <w:left w:w="140" w:type="dxa"/>
-              <w:right w:w="140" w:type="dxa"/>
-            </w:tcMar>
-          </w:tcPr>
-          <w:p>
-            <w:pPr>
-              <w:jc w:val="center"/>
-            </w:pPr>
-            <w:r>
-              <w:rPr>
-                <w:rFonts w:ascii="Times New Roman" w:hAnsi="Times New Roman"/>
-                <w:b w:val="0"/>
-                <w:i w:val="0"/>
-                <w:sz w:val="18"/>
-                <w:rFonts w:ascii="Times New Roman" w:hAnsi="Times New Roman" w:cs="Times New Roman"/>
-              </w:rPr>
-              <w:t>First-Order</w:t>
-            </w:r>
-          </w:p>
-        </w:tc>
-        <w:tc>
-          <w:tcPr>
-            <w:tcW w:type="dxa" w:w="2520"/>
-            <w:tcMar>
-              <w:top w:w="100" w:type="dxa"/>
-              <w:bottom w:w="100" w:type="dxa"/>
-              <w:left w:w="140" w:type="dxa"/>
-              <w:right w:w="140" w:type="dxa"/>
-            </w:tcMar>
-          </w:tcPr>
-          <w:p>
-            <w:pPr>
-              <w:jc w:val="center"/>
-            </w:pPr>
-            <w:r>
-              <w:rPr>
-                <w:rFonts w:ascii="Times New Roman" w:hAnsi="Times New Roman"/>
-                <w:b w:val="0"/>
-                <w:i w:val="0"/>
-                <w:sz w:val="18"/>
-                <w:rFonts w:ascii="Times New Roman" w:hAnsi="Times New Roman" w:cs="Times New Roman"/>
-              </w:rPr>
-              <w:t>None</w:t>
-            </w:r>
-          </w:p>
-        </w:tc>
-      </w:tr>
-      <w:tr>
-        <w:tc>
-          <w:tcPr>
-            <w:tcW w:type="dxa" w:w="2520"/>
-            <w:tcMar>
-              <w:top w:w="100" w:type="dxa"/>
-              <w:bottom w:w="100" w:type="dxa"/>
-              <w:left w:w="140" w:type="dxa"/>
-              <w:right w:w="140" w:type="dxa"/>
-            </w:tcMar>
-          </w:tcPr>
-          <w:p>
-            <w:pPr>
-              <w:jc w:val="left"/>
-            </w:pPr>
-            <w:r>
-              <w:rPr>
-                <w:rFonts w:ascii="Times New Roman" w:hAnsi="Times New Roman"/>
-                <w:b w:val="0"/>
-                <w:i w:val="0"/>
-                <w:sz w:val="18"/>
-                <w:rFonts w:ascii="Times New Roman" w:hAnsi="Times New Roman" w:cs="Times New Roman"/>
-              </w:rPr>
-              <w:t>FEP (Friston)</w:t>
-            </w:r>
-          </w:p>
-        </w:tc>
-        <w:tc>
-          <w:tcPr>
-            <w:tcW w:type="dxa" w:w="2520"/>
-            <w:tcMar>
-              <w:top w:w="100" w:type="dxa"/>
-              <w:bottom w:w="100" w:type="dxa"/>
-              <w:left w:w="140" w:type="dxa"/>
-              <w:right w:w="140" w:type="dxa"/>
-            </w:tcMar>
-          </w:tcPr>
-          <w:p>
-            <w:pPr>
-              <w:jc w:val="center"/>
-            </w:pPr>
-            <w:r>
-              <w:rPr>
-                <w:rFonts w:ascii="Times New Roman" w:hAnsi="Times New Roman"/>
-                <w:b w:val="0"/>
-                <w:i w:val="0"/>
-                <w:sz w:val="18"/>
-                <w:rFonts w:ascii="Times New Roman" w:hAnsi="Times New Roman" w:cs="Times New Roman"/>
-              </w:rPr>
-              <w:t>Variational Free Energy</w:t>
-            </w:r>
-          </w:p>
-        </w:tc>
-        <w:tc>
-          <w:tcPr>
-            <w:tcW w:type="dxa" w:w="2520"/>
-            <w:tcMar>
-              <w:top w:w="100" w:type="dxa"/>
-              <w:bottom w:w="100" w:type="dxa"/>
-              <w:left w:w="140" w:type="dxa"/>
-              <w:right w:w="140" w:type="dxa"/>
-            </w:tcMar>
-          </w:tcPr>
-          <w:p>
-            <w:pPr>
-              <w:jc w:val="center"/>
-            </w:pPr>
-            <w:r>
-              <w:rPr>
-                <w:rFonts w:ascii="Times New Roman" w:hAnsi="Times New Roman"/>
-                <w:b w:val="0"/>
-                <w:i w:val="0"/>
-                <w:sz w:val="18"/>
-                <w:rFonts w:ascii="Times New Roman" w:hAnsi="Times New Roman" w:cs="Times New Roman"/>
-              </w:rPr>
-              <w:t>Predictive</w:t>
-            </w:r>
-          </w:p>
-        </w:tc>
-        <w:tc>
-          <w:tcPr>
-            <w:tcW w:type="dxa" w:w="2520"/>
-            <w:tcMar>
-              <w:top w:w="100" w:type="dxa"/>
-              <w:bottom w:w="100" w:type="dxa"/>
-              <w:left w:w="140" w:type="dxa"/>
-              <w:right w:w="140" w:type="dxa"/>
-            </w:tcMar>
-          </w:tcPr>
-          <w:p>
-            <w:pPr>
-              <w:jc w:val="center"/>
-            </w:pPr>
-            <w:r>
-              <w:rPr>
-                <w:rFonts w:ascii="Times New Roman" w:hAnsi="Times New Roman"/>
-                <w:b w:val="0"/>
-                <w:i w:val="0"/>
-                <w:sz w:val="18"/>
-                <w:rFonts w:ascii="Times New Roman" w:hAnsi="Times New Roman" w:cs="Times New Roman"/>
-              </w:rPr>
-              <w:t>Local / Homeostatic</w:t>
-            </w:r>
-          </w:p>
-        </w:tc>
-      </w:tr>
-      <w:tr>
-        <w:tc>
-          <w:tcPr>
-            <w:tcW w:type="dxa" w:w="2520"/>
-            <w:tcMar>
-              <w:top w:w="100" w:type="dxa"/>
-              <w:bottom w:w="100" w:type="dxa"/>
-              <w:left w:w="140" w:type="dxa"/>
-              <w:right w:w="140" w:type="dxa"/>
-            </w:tcMar>
-          </w:tcPr>
-          <w:p>
-            <w:pPr>
-              <w:jc w:val="left"/>
-            </w:pPr>
-            <w:r>
-              <w:rPr>
-                <w:rFonts w:ascii="Times New Roman" w:hAnsi="Times New Roman"/>
-                <w:b w:val="0"/>
-                <w:i w:val="0"/>
-                <w:sz w:val="18"/>
-                <w:rFonts w:ascii="Times New Roman" w:hAnsi="Times New Roman" w:cs="Times New Roman"/>
-              </w:rPr>
-              <w:t>**5D Mind Model**</w:t>
-            </w:r>
-          </w:p>
-        </w:tc>
-        <w:tc>
-          <w:tcPr>
-            <w:tcW w:type="dxa" w:w="2520"/>
-            <w:tcMar>
-              <w:top w:w="100" w:type="dxa"/>
-              <w:bottom w:w="100" w:type="dxa"/>
-              <w:left w:w="140" w:type="dxa"/>
-              <w:right w:w="140" w:type="dxa"/>
-            </w:tcMar>
-          </w:tcPr>
-          <w:p>
-            <w:pPr>
-              <w:jc w:val="center"/>
-            </w:pPr>
-            <w:r>
-              <w:rPr>
-                <w:rFonts w:ascii="Times New Roman" w:hAnsi="Times New Roman"/>
-                <w:b w:val="0"/>
-                <w:i w:val="0"/>
-                <w:sz w:val="18"/>
-                <w:rFonts w:ascii="Times New Roman" w:hAnsi="Times New Roman" w:cs="Times New Roman"/>
-              </w:rPr>
-              <w:t>**Residual Entropy ($\frac{dS}{dt}$)**</w:t>
-            </w:r>
-          </w:p>
-        </w:tc>
-        <w:tc>
-          <w:tcPr>
-            <w:tcW w:type="dxa" w:w="2520"/>
-            <w:tcMar>
-              <w:top w:w="100" w:type="dxa"/>
-              <w:bottom w:w="100" w:type="dxa"/>
-              <w:left w:w="140" w:type="dxa"/>
-              <w:right w:w="140" w:type="dxa"/>
-            </w:tcMar>
-          </w:tcPr>
-          <w:p>
-            <w:pPr>
-              <w:jc w:val="center"/>
-            </w:pPr>
-            <w:r>
-              <w:rPr>
-                <w:rFonts w:ascii="Times New Roman" w:hAnsi="Times New Roman"/>
-                <w:b w:val="0"/>
-                <w:i w:val="0"/>
-                <w:sz w:val="18"/>
-                <w:rFonts w:ascii="Times New Roman" w:hAnsi="Times New Roman" w:cs="Times New Roman"/>
-              </w:rPr>
-              <w:t>**Second-Order ($\hat{\Omega}_{\text{meta}}$)**</w:t>
-            </w:r>
-          </w:p>
-        </w:tc>
-        <w:tc>
-          <w:tcPr>
-            <w:tcW w:type="dxa" w:w="2520"/>
-            <w:tcMar>
-              <w:top w:w="100" w:type="dxa"/>
-              <w:bottom w:w="100" w:type="dxa"/>
-              <w:left w:w="140" w:type="dxa"/>
-              <w:right w:w="140" w:type="dxa"/>
-            </w:tcMar>
-          </w:tcPr>
-          <w:p>
-            <w:pPr>
-              <w:jc w:val="center"/>
-            </w:pPr>
-            <w:r>
-              <w:rPr>
-                <w:rFonts w:ascii="Times New Roman" w:hAnsi="Times New Roman"/>
-                <w:b w:val="0"/>
-                <w:i w:val="0"/>
-                <w:sz w:val="18"/>
-                <w:rFonts w:ascii="Times New Roman" w:hAnsi="Times New Roman" w:cs="Times New Roman"/>
-              </w:rPr>
-              <w:t>**Explicit Topo ($\mathbb{S}^1$)**</w:t>
-            </w:r>
-          </w:p>
-        </w:tc>
-      </w:tr>
-    </w:tbl>
-    <w:p>
-      <w:pPr>
-        <w:spacing w:line="276" w:lineRule="auto" w:after="80"/>
-        <w:ind w:firstLine="288"/>
-      </w:pPr>
-      <w:r>
-        <w:rPr>
-          <w:rFonts w:ascii="Times New Roman" w:hAnsi="Times New Roman"/>
-          <w:b w:val="0"/>
-          <w:i w:val="0"/>
-          <w:sz w:val="20"/>
-          <w:rFonts w:ascii="Times New Roman" w:hAnsi="Times New Roman" w:cs="Times New Roman"/>
-        </w:rPr>
-        <w:t>---</w:t>
-      </w:r>
-    </w:p>
-    <w:p>
-      <w:pPr>
-        <w:keepNext/>
-        <w:spacing w:before="280" w:after="120"/>
-      </w:pPr>
-      <w:r>
-        <w:rPr>
-          <w:rFonts w:ascii="Times New Roman" w:hAnsi="Times New Roman"/>
-          <w:b/>
-          <w:i w:val="0"/>
-          <w:color w:val="003366"/>
-          <w:sz w:val="24"/>
-          <w:rFonts w:ascii="Times New Roman" w:hAnsi="Times New Roman" w:cs="Times New Roman"/>
-        </w:rPr>
-        <w:t>VII. Conclusion &amp; Falsifiable Predictions</w:t>
+        <w:t>VI. Conclusion &amp; Falsifiable Predictions</w:t>
       </w:r>
     </w:p>
     <w:p>
@@ -2616,7 +3101,7 @@
           <w:sz w:val="20"/>
           <w:rFonts w:ascii="Times New Roman" w:hAnsi="Times New Roman" w:cs="Times New Roman"/>
         </w:rPr>
-        <w:t>1. **Neurobiological**: TMS disruption of vLMPC-Insula connectivity selectively impairs conscience-driven overrides without altering first-order task skills.</w:t>
+        <w:t>1. **Neurobiological Prediction**: TMS disruption of vLMPC-Insula dynamic connectivity will selectively impair conscience-driven overrides without altering first-order task performance.</w:t>
       </w:r>
     </w:p>
     <w:p>
@@ -2632,7 +3117,7 @@
           <w:sz w:val="20"/>
           <w:rFonts w:ascii="Times New Roman" w:hAnsi="Times New Roman" w:cs="Times New Roman"/>
         </w:rPr>
-        <w:t>2. **Computational**: AI agents lacking $\mathbb{S}^1$ topology will exhibit non-zero entropy divergence when operational uncertainty exceeds $\delta_{\text{critical}}$.</w:t>
+        <w:t>2. **Computational Prediction**: AI agents lacking $\mathbb{S}^1$ topology will exhibit heavy-tailed variance divergence ($\alpha &lt; 2$) when operational uncertainty exceeds $\delta_{\text{critical}}$.</w:t>
       </w:r>
     </w:p>
     <w:p>

--- a/战略和公关/docs/ssrn_submissions/IEEE_TSMC_5D_Mind_Model_Paper.docx
+++ b/战略和公关/docs/ssrn_submissions/IEEE_TSMC_5D_Mind_Model_Paper.docx
@@ -277,7 +277,7 @@
           <w:sz w:val="20"/>
           <w:rFonts w:ascii="Times New Roman" w:hAnsi="Times New Roman" w:cs="Times New Roman"/>
         </w:rPr>
-        <w:t>- **Track 1 (Qualitative Cybernetic Judgment)**: Utilizing non-equilibrium thermodynamics, differential topology, and second-order operators ($E_{\text{supp}}, \nabla R, \mathcal{S}_{\text{buff}}, \hat{\mathcal{A}}_{\text{fluid}}, \hat{\Omega}_{\text{meta}}$) to establish rigorous decision rules.</w:t>
+        <w:t>- **Track 1 (Qualitative Cybernetic Judgment)**: Utilizing non-equilibrium thermodynamics, differential topology, and second-order operators ($E_{\text{supp}}, \nabla R, \mathcal{S}_{\text{buff}}, \hat{\mathcal{A}}_{\text{fluid}}, \hat{\Omega}_{\text{meta}}$) to establish decision rules.</w:t>
       </w:r>
     </w:p>
     <w:p>
@@ -309,7 +309,7 @@
           <w:sz w:val="20"/>
           <w:rFonts w:ascii="Times New Roman" w:hAnsi="Times New Roman" w:cs="Times New Roman"/>
         </w:rPr>
-        <w:t>- *Neuroimaging Secondary Data Mining*: Re-analyzing task-fMRI / dFC data from OpenNeuro and Human Connectome Project (HCP) using Laplacian Eigenmaps / Diffusion Maps.</w:t>
+        <w:t>- *Neuroimaging Data Mining*: Re-analyzing task-fMRI / dFC data from OpenNeuro and Human Connectome Project (HCP) using Laplacian Eigenmaps / Diffusion Maps.</w:t>
       </w:r>
     </w:p>
     <w:p>
@@ -325,7 +325,7 @@
           <w:sz w:val="20"/>
           <w:rFonts w:ascii="Times New Roman" w:hAnsi="Times New Roman" w:cs="Times New Roman"/>
         </w:rPr>
-        <w:t>- *In-Silico AGI Computation*: Constructing control loops with/without 5D operators in neural network architectures to quantitatively evaluate zero-shot transfer under Out-of-Distribution ($M_{</w:t>
+        <w:t>- *In-Silico AGI Computation*: Constructing control loops with/without 5D operators in neural network architectures to quantitatively evaluate zero-shot calibration under Out-of-Distribution ($M_{</w:t>
         <w:tab/>
         <w:t>ext{unseen}}$) stress.</w:t>
       </w:r>
@@ -343,7 +343,7 @@
           <w:sz w:val="20"/>
           <w:rFonts w:ascii="Times New Roman" w:hAnsi="Times New Roman" w:cs="Times New Roman"/>
         </w:rPr>
-        <w:t>- *Dual Evidence Chain*: Bridging cognitive neuroscience literature (Raichle, Seeley, Craig, Duncan, Fleming) with manufacturing and LLM agent engineering data.</w:t>
+        <w:t>- *Dual Evidence Chain*: Bridging cognitive neuroscience literature (Raichle, Seeley, Craig, Duncan, Fleming) with LLM agent engineering data.</w:t>
       </w:r>
     </w:p>
     <w:p>
@@ -519,7 +519,7 @@
           <w:sz w:val="20"/>
           <w:rFonts w:ascii="Times New Roman" w:hAnsi="Times New Roman" w:cs="Times New Roman"/>
         </w:rPr>
-        <w:t>- **Second Law of Thermodynamics**: Strong non-linear coupling $A_{ij} \neq \mathbf{0}$ and heterogeneous distributions $P(S_i) \neq P(S_j)$ under open-loop work generate waste heat projections.</w:t>
+        <w:t>- **Second Law of Thermodynamics**: Strong non-linear coupling $A_{ij} \neq \mathbf{0}$ and heterogeneous distributions $P(S_i) \neq P(S_j)$ under open-loop work generate waste heat.</w:t>
       </w:r>
     </w:p>
     <w:p>
@@ -3198,7 +3198,7 @@
           <w:sz w:val="20"/>
           <w:rFonts w:ascii="Times New Roman" w:hAnsi="Times New Roman" w:cs="Times New Roman"/>
         </w:rPr>
-        <w:t>3. W. R. Ashby, *An Introduction to Cybernetics*, Chapman &amp; Hall, 1956.</w:t>
+        <w:t>3. W. R. Ashby, *An Introduction to Cybernetics*, Chapman \&amp; Hall, 1956.</w:t>
       </w:r>
     </w:p>
     <w:p>
